--- a/data/revised_2026-10_full/tracked/v2/Physics/SS1.1_Pressure/Physics_Pressure_CBE_LessonSequence_TRACKED.docx
+++ b/data/revised_2026-10_full/tracked/v2/Physics/SS1.1_Pressure/Physics_Pressure_CBE_LessonSequence_TRACKED.docx
@@ -440,7 +440,7 @@
               </w:rPr>
               <w:t xml:space="preserve">9 lessons</w:t>
             </w:r>
-            <w:ins w:id="9001" w:author="Claude (AI) - proposed" w:date="2026-10-15T08:04:06Z">
+            <w:ins w:id="9001" w:author="Claude (AI) - proposed" w:date="2026-10-18T00:31:52Z">
               <w:r>
                 <w:rPr>
                   <w:rFonts w:ascii="Arial" w:cs="Arial" w:eastAsia="Arial" w:hAnsi="Arial"/>
@@ -468,7 +468,7 @@
               </w:rPr>
               <w:t xml:space="preserve"> × 40 minutes </w:t>
             </w:r>
-            <w:del w:id="9002" w:author="Claude (AI) - proposed" w:date="2026-10-15T08:04:06Z">
+            <w:del w:id="9002" w:author="Claude (AI) - proposed" w:date="2026-10-18T00:31:52Z">
               <w:r>
                 <w:rPr>
                   <w:rFonts w:ascii="Arial" w:cs="Arial" w:eastAsia="Arial" w:hAnsi="Arial"/>
@@ -483,7 +483,7 @@
                 <w:delText xml:space="preserve">= 360</w:delText>
               </w:r>
             </w:del>
-            <w:ins w:id="9003" w:author="Claude (AI) - proposed" w:date="2026-10-15T08:04:06Z">
+            <w:ins w:id="9003" w:author="Claude (AI) - proposed" w:date="2026-10-18T00:31:52Z">
               <w:r>
                 <w:rPr>
                   <w:rFonts w:ascii="Arial" w:cs="Arial" w:eastAsia="Arial" w:hAnsi="Arial"/>
@@ -619,7 +619,7 @@
               </w:rPr>
               <w:t xml:space="preserve">–  Application of</w:t>
             </w:r>
-            <w:del w:id="9004" w:author="Claude (AI) - proposed" w:date="2026-10-15T08:04:06Z">
+            <w:del w:id="9004" w:author="Claude (AI) - proposed" w:date="2026-10-18T00:31:52Z">
               <w:r>
                 <w:rPr>
                   <w:rFonts w:ascii="Arial" w:cs="Arial" w:eastAsia="Arial" w:hAnsi="Arial"/>
@@ -687,7 +687,7 @@
               </w:rPr>
               <w:t xml:space="preserve">–  Applications of pressure in fluids</w:t>
             </w:r>
-            <w:ins w:id="9005" w:author="Claude (AI) - proposed" w:date="2026-10-15T08:04:06Z">
+            <w:ins w:id="9005" w:author="Claude (AI) - proposed" w:date="2026-10-18T00:31:52Z">
               <w:r>
                 <w:rPr>
                   <w:rFonts w:ascii="Arial" w:cs="Arial" w:eastAsia="Arial" w:hAnsi="Arial"/>
@@ -715,7 +715,7 @@
               </w:rPr>
               <w:t xml:space="preserve"> (drinking straw, </w:t>
             </w:r>
-            <w:del w:id="9006" w:author="Claude (AI) - proposed" w:date="2026-10-15T08:04:06Z">
+            <w:del w:id="9006" w:author="Claude (AI) - proposed" w:date="2026-10-18T00:31:52Z">
               <w:r>
                 <w:rPr>
                   <w:rFonts w:ascii="Arial" w:cs="Arial" w:eastAsia="Arial" w:hAnsi="Arial"/>
@@ -730,7 +730,7 @@
                 <w:delText xml:space="preserve">siphon, hydraulic jack, hydraulic brakes, dam walls</w:delText>
               </w:r>
             </w:del>
-            <w:ins w:id="9007" w:author="Claude (AI) - proposed" w:date="2026-10-15T08:04:06Z">
+            <w:ins w:id="9007" w:author="Claude (AI) - proposed" w:date="2026-10-18T00:31:52Z">
               <w:r>
                 <w:rPr>
                   <w:rFonts w:ascii="Arial" w:cs="Arial" w:eastAsia="Arial" w:hAnsi="Arial"/>
@@ -765,10 +765,10 @@
               <w:ind w:left="360" w:hanging="180"/>
               <w:jc w:val="left"/>
               <w:rPr>
-                <w:ins w:id="9009" w:author="Claude (AI) - proposed" w:date="2026-10-15T08:04:06Z"/>
-              </w:rPr>
-            </w:pPr>
-            <w:ins w:id="9008" w:author="Claude (AI) - proposed" w:date="2026-10-15T08:04:06Z">
+                <w:ins w:id="9009" w:author="Claude (AI) - proposed" w:date="2026-10-18T00:31:52Z"/>
+              </w:rPr>
+            </w:pPr>
+            <w:ins w:id="9008" w:author="Claude (AI) - proposed" w:date="2026-10-18T00:31:52Z">
               <w:r>
                 <w:rPr>
                   <w:rFonts w:ascii="Arial" w:cs="Arial" w:eastAsia="Arial" w:hAnsi="Arial"/>
@@ -871,7 +871,7 @@
               </w:rPr>
               <w:t xml:space="preserve">a) describe atmospheric pressure </w:t>
             </w:r>
-            <w:del w:id="9010" w:author="Claude (AI) - proposed" w:date="2026-10-15T08:04:06Z">
+            <w:del w:id="9010" w:author="Claude (AI) - proposed" w:date="2026-10-18T00:31:52Z">
               <w:r>
                 <w:rPr>
                   <w:rFonts w:ascii="Arial" w:cs="Arial" w:eastAsia="Arial" w:hAnsi="Arial"/>
@@ -886,7 +886,7 @@
                 <w:delText xml:space="preserve">and its effects</w:delText>
               </w:r>
             </w:del>
-            <w:ins w:id="9011" w:author="Claude (AI) - proposed" w:date="2026-10-15T08:04:06Z">
+            <w:ins w:id="9011" w:author="Claude (AI) - proposed" w:date="2026-10-18T00:31:52Z">
               <w:r>
                 <w:rPr>
                   <w:rFonts w:ascii="Arial" w:cs="Arial" w:eastAsia="Arial" w:hAnsi="Arial"/>
@@ -921,7 +921,7 @@
               </w:rPr>
               <w:t xml:space="preserve">b) </w:t>
             </w:r>
-            <w:del w:id="9012" w:author="Claude (AI) - proposed" w:date="2026-10-15T08:04:06Z">
+            <w:del w:id="9012" w:author="Claude (AI) - proposed" w:date="2026-10-18T00:31:52Z">
               <w:r>
                 <w:rPr>
                   <w:rFonts w:ascii="Arial" w:cs="Arial" w:eastAsia="Arial" w:hAnsi="Arial"/>
@@ -936,7 +936,7 @@
                 <w:delText xml:space="preserve">investigate the factors affecting pressure in liquids</w:delText>
               </w:r>
             </w:del>
-            <w:ins w:id="9013" w:author="Claude (AI) - proposed" w:date="2026-10-15T08:04:06Z">
+            <w:ins w:id="9013" w:author="Claude (AI) - proposed" w:date="2026-10-18T00:31:52Z">
               <w:r>
                 <w:rPr>
                   <w:rFonts w:ascii="Arial" w:cs="Arial" w:eastAsia="Arial" w:hAnsi="Arial"/>
@@ -958,10 +958,10 @@
               <w:spacing w:after="40" w:before="0"/>
               <w:jc w:val="left"/>
               <w:rPr>
-                <w:del w:id="9015" w:author="Claude (AI) - proposed" w:date="2026-10-15T08:04:06Z"/>
-              </w:rPr>
-            </w:pPr>
-            <w:del w:id="9014" w:author="Claude (AI) - proposed" w:date="2026-10-15T08:04:06Z">
+                <w:del w:id="9015" w:author="Claude (AI) - proposed" w:date="2026-10-18T00:31:52Z"/>
+              </w:rPr>
+            </w:pPr>
+            <w:del w:id="9014" w:author="Claude (AI) - proposed" w:date="2026-10-18T00:31:52Z">
               <w:r>
                 <w:rPr>
                   <w:rFonts w:ascii="Arial" w:cs="Arial" w:eastAsia="Arial" w:hAnsi="Arial"/>
@@ -983,7 +983,7 @@
               <w:spacing w:after="40" w:before="0"/>
               <w:jc w:val="left"/>
             </w:pPr>
-            <w:del w:id="9016" w:author="Claude (AI) - proposed" w:date="2026-10-15T08:04:06Z">
+            <w:del w:id="9016" w:author="Claude (AI) - proposed" w:date="2026-10-18T00:31:52Z">
               <w:r>
                 <w:rPr>
                   <w:rFonts w:ascii="Arial" w:cs="Arial" w:eastAsia="Arial" w:hAnsi="Arial"/>
@@ -998,7 +998,7 @@
                 <w:delText xml:space="preserve">d) explain the transmission of</w:delText>
               </w:r>
             </w:del>
-            <w:ins w:id="9017" w:author="Claude (AI) - proposed" w:date="2026-10-15T08:04:06Z">
+            <w:ins w:id="9017" w:author="Claude (AI) - proposed" w:date="2026-10-18T00:31:52Z">
               <w:r>
                 <w:rPr>
                   <w:rFonts w:ascii="Arial" w:cs="Arial" w:eastAsia="Arial" w:hAnsi="Arial"/>
@@ -1033,10 +1033,10 @@
               <w:spacing w:after="40" w:before="0"/>
               <w:jc w:val="left"/>
               <w:rPr>
-                <w:del w:id="9019" w:author="Claude (AI) - proposed" w:date="2026-10-15T08:04:06Z"/>
-              </w:rPr>
-            </w:pPr>
-            <w:del w:id="9018" w:author="Claude (AI) - proposed" w:date="2026-10-15T08:04:06Z">
+                <w:del w:id="9019" w:author="Claude (AI) - proposed" w:date="2026-10-18T00:31:52Z"/>
+              </w:rPr>
+            </w:pPr>
+            <w:del w:id="9018" w:author="Claude (AI) - proposed" w:date="2026-10-18T00:31:52Z">
               <w:r>
                 <w:rPr>
                   <w:rFonts w:ascii="Arial" w:cs="Arial" w:eastAsia="Arial" w:hAnsi="Arial"/>
@@ -1058,7 +1058,7 @@
               <w:spacing w:after="40" w:before="0"/>
               <w:jc w:val="left"/>
             </w:pPr>
-            <w:del w:id="9020" w:author="Claude (AI) - proposed" w:date="2026-10-15T08:04:06Z">
+            <w:del w:id="9020" w:author="Claude (AI) - proposed" w:date="2026-10-18T00:31:52Z">
               <w:r>
                 <w:rPr>
                   <w:rFonts w:ascii="Arial" w:cs="Arial" w:eastAsia="Arial" w:hAnsi="Arial"/>
@@ -1073,7 +1073,7 @@
                 <w:delText xml:space="preserve">f) appreciate the applications of pressure in fluids in day-to-day life</w:delText>
               </w:r>
             </w:del>
-            <w:ins w:id="9021" w:author="Claude (AI) - proposed" w:date="2026-10-15T08:04:06Z">
+            <w:ins w:id="9021" w:author="Claude (AI) - proposed" w:date="2026-10-18T00:31:52Z">
               <w:r>
                 <w:rPr>
                   <w:rFonts w:ascii="Arial" w:cs="Arial" w:eastAsia="Arial" w:hAnsi="Arial"/>
@@ -1095,10 +1095,10 @@
               <w:spacing w:after="40" w:before="0"/>
               <w:jc w:val="left"/>
               <w:rPr>
-                <w:ins w:id="9023" w:author="Claude (AI) - proposed" w:date="2026-10-15T08:04:06Z"/>
-              </w:rPr>
-            </w:pPr>
-            <w:ins w:id="9022" w:author="Claude (AI) - proposed" w:date="2026-10-15T08:04:06Z">
+                <w:ins w:id="9023" w:author="Claude (AI) - proposed" w:date="2026-10-18T00:31:52Z"/>
+              </w:rPr>
+            </w:pPr>
+            <w:ins w:id="9022" w:author="Claude (AI) - proposed" w:date="2026-10-18T00:31:52Z">
               <w:r>
                 <w:rPr>
                   <w:rFonts w:ascii="Arial" w:cs="Arial" w:eastAsia="Arial" w:hAnsi="Arial"/>
@@ -1120,10 +1120,10 @@
               <w:spacing w:after="40" w:before="0"/>
               <w:jc w:val="left"/>
               <w:rPr>
-                <w:ins w:id="9025" w:author="Claude (AI) - proposed" w:date="2026-10-15T08:04:06Z"/>
-              </w:rPr>
-            </w:pPr>
-            <w:ins w:id="9024" w:author="Claude (AI) - proposed" w:date="2026-10-15T08:04:06Z">
+                <w:ins w:id="9025" w:author="Claude (AI) - proposed" w:date="2026-10-18T00:31:52Z"/>
+              </w:rPr>
+            </w:pPr>
+            <w:ins w:id="9024" w:author="Claude (AI) - proposed" w:date="2026-10-18T00:31:52Z">
               <w:r>
                 <w:rPr>
                   <w:rFonts w:ascii="Arial" w:cs="Arial" w:eastAsia="Arial" w:hAnsi="Arial"/>
@@ -1213,7 +1213,7 @@
               <w:ind w:left="360" w:hanging="180"/>
               <w:jc w:val="left"/>
             </w:pPr>
-            <w:del w:id="9026" w:author="Claude (AI) - proposed" w:date="2026-10-15T08:04:06Z">
+            <w:del w:id="9026" w:author="Claude (AI) - proposed" w:date="2026-10-18T00:31:52Z">
               <w:r>
                 <w:rPr>
                   <w:rFonts w:ascii="Arial" w:cs="Arial" w:eastAsia="Arial" w:hAnsi="Arial"/>
@@ -1228,7 +1228,7 @@
                 <w:delText xml:space="preserve">–  Communication and collaboration: the learner works in groups during experiments and shares findings and explanations with the class.</w:delText>
               </w:r>
             </w:del>
-            <w:ins w:id="9027" w:author="Claude (AI) - proposed" w:date="2026-10-15T08:04:06Z">
+            <w:ins w:id="9027" w:author="Claude (AI) - proposed" w:date="2026-10-18T00:31:52Z">
               <w:r>
                 <w:rPr>
                   <w:rFonts w:ascii="Arial" w:cs="Arial" w:eastAsia="Arial" w:hAnsi="Arial"/>
@@ -1250,10 +1250,10 @@
               <w:ind w:left="360" w:hanging="180"/>
               <w:jc w:val="left"/>
               <w:rPr>
-                <w:ins w:id="9029" w:author="Claude (AI) - proposed" w:date="2026-10-15T08:04:06Z"/>
-              </w:rPr>
-            </w:pPr>
-            <w:ins w:id="9028" w:author="Claude (AI) - proposed" w:date="2026-10-15T08:04:06Z">
+                <w:ins w:id="9029" w:author="Claude (AI) - proposed" w:date="2026-10-18T00:31:52Z"/>
+              </w:rPr>
+            </w:pPr>
+            <w:ins w:id="9028" w:author="Claude (AI) - proposed" w:date="2026-10-18T00:31:52Z">
               <w:r>
                 <w:rPr>
                   <w:rFonts w:ascii="Arial" w:cs="Arial" w:eastAsia="Arial" w:hAnsi="Arial"/>
@@ -1363,10 +1363,10 @@
               <w:ind w:left="360" w:hanging="180"/>
               <w:jc w:val="left"/>
               <w:rPr>
-                <w:ins w:id="9031" w:author="Claude (AI) - proposed" w:date="2026-10-15T08:04:06Z"/>
-              </w:rPr>
-            </w:pPr>
-            <w:ins w:id="9030" w:author="Claude (AI) - proposed" w:date="2026-10-15T08:04:06Z">
+                <w:ins w:id="9031" w:author="Claude (AI) - proposed" w:date="2026-10-18T00:31:52Z"/>
+              </w:rPr>
+            </w:pPr>
+            <w:ins w:id="9030" w:author="Claude (AI) - proposed" w:date="2026-10-18T00:31:52Z">
               <w:r>
                 <w:rPr>
                   <w:rFonts w:ascii="Arial" w:cs="Arial" w:eastAsia="Arial" w:hAnsi="Arial"/>
@@ -1388,10 +1388,10 @@
               <w:ind w:left="360" w:hanging="180"/>
               <w:jc w:val="left"/>
               <w:rPr>
-                <w:ins w:id="9033" w:author="Claude (AI) - proposed" w:date="2026-10-15T08:04:06Z"/>
-              </w:rPr>
-            </w:pPr>
-            <w:ins w:id="9032" w:author="Claude (AI) - proposed" w:date="2026-10-15T08:04:06Z">
+                <w:ins w:id="9033" w:author="Claude (AI) - proposed" w:date="2026-10-18T00:31:52Z"/>
+              </w:rPr>
+            </w:pPr>
+            <w:ins w:id="9032" w:author="Claude (AI) - proposed" w:date="2026-10-18T00:31:52Z">
               <w:r>
                 <w:rPr>
                   <w:rFonts w:ascii="Arial" w:cs="Arial" w:eastAsia="Arial" w:hAnsi="Arial"/>
@@ -1468,10 +1468,10 @@
               <w:ind w:left="360" w:hanging="180"/>
               <w:jc w:val="left"/>
               <w:rPr>
-                <w:del w:id="9035" w:author="Claude (AI) - proposed" w:date="2026-10-15T08:04:06Z"/>
-              </w:rPr>
-            </w:pPr>
-            <w:del w:id="9034" w:author="Claude (AI) - proposed" w:date="2026-10-15T08:04:06Z">
+                <w:del w:id="9035" w:author="Claude (AI) - proposed" w:date="2026-10-18T00:31:52Z"/>
+              </w:rPr>
+            </w:pPr>
+            <w:del w:id="9034" w:author="Claude (AI) - proposed" w:date="2026-10-18T00:31:52Z">
               <w:r>
                 <w:rPr>
                   <w:rFonts w:ascii="Arial" w:cs="Arial" w:eastAsia="Arial" w:hAnsi="Arial"/>
@@ -1694,10 +1694,10 @@
               <w:ind w:left="360" w:hanging="180"/>
               <w:jc w:val="left"/>
               <w:rPr>
-                <w:ins w:id="9037" w:author="Claude (AI) - proposed" w:date="2026-10-15T08:04:06Z"/>
-              </w:rPr>
-            </w:pPr>
-            <w:ins w:id="9036" w:author="Claude (AI) - proposed" w:date="2026-10-15T08:04:06Z">
+                <w:ins w:id="9037" w:author="Claude (AI) - proposed" w:date="2026-10-18T00:31:52Z"/>
+              </w:rPr>
+            </w:pPr>
+            <w:ins w:id="9036" w:author="Claude (AI) - proposed" w:date="2026-10-18T00:31:52Z">
               <w:r>
                 <w:rPr>
                   <w:rFonts w:ascii="Arial" w:cs="Arial" w:eastAsia="Arial" w:hAnsi="Arial"/>
@@ -1719,10 +1719,10 @@
               <w:ind w:left="360" w:hanging="180"/>
               <w:jc w:val="left"/>
               <w:rPr>
-                <w:ins w:id="9039" w:author="Claude (AI) - proposed" w:date="2026-10-15T08:04:06Z"/>
-              </w:rPr>
-            </w:pPr>
-            <w:ins w:id="9038" w:author="Claude (AI) - proposed" w:date="2026-10-15T08:04:06Z">
+                <w:ins w:id="9039" w:author="Claude (AI) - proposed" w:date="2026-10-18T00:31:52Z"/>
+              </w:rPr>
+            </w:pPr>
+            <w:ins w:id="9038" w:author="Claude (AI) - proposed" w:date="2026-10-18T00:31:52Z">
               <w:r>
                 <w:rPr>
                   <w:rFonts w:ascii="Arial" w:cs="Arial" w:eastAsia="Arial" w:hAnsi="Arial"/>
@@ -2101,7 +2101,7 @@
               </w:rPr>
               <w:t xml:space="preserve">KICD KEY INQUIRY </w:t>
             </w:r>
-            <w:del w:id="9040" w:author="Claude (AI) - proposed" w:date="2026-10-15T08:04:06Z">
+            <w:del w:id="9040" w:author="Claude (AI) - proposed" w:date="2026-10-18T00:31:52Z">
               <w:r>
                 <w:rPr>
                   <w:rFonts w:ascii="Arial" w:cs="Arial" w:eastAsia="Arial" w:hAnsi="Arial"/>
@@ -2116,7 +2116,7 @@
                 <w:delText xml:space="preserve">QUESTIONS</w:delText>
               </w:r>
             </w:del>
-            <w:ins w:id="9041" w:author="Claude (AI) - proposed" w:date="2026-10-15T08:04:06Z">
+            <w:ins w:id="9041" w:author="Claude (AI) - proposed" w:date="2026-10-18T00:31:52Z">
               <w:r>
                 <w:rPr>
                   <w:rFonts w:ascii="Arial" w:cs="Arial" w:eastAsia="Arial" w:hAnsi="Arial"/>
@@ -2151,10 +2151,10 @@
               <w:spacing w:after="40" w:before="0"/>
               <w:jc w:val="left"/>
               <w:rPr>
-                <w:ins w:id="9043" w:author="Claude (AI) - proposed" w:date="2026-10-15T08:04:06Z"/>
-              </w:rPr>
-            </w:pPr>
-            <w:ins w:id="9042" w:author="Claude (AI) - proposed" w:date="2026-10-15T08:04:06Z">
+                <w:ins w:id="9043" w:author="Claude (AI) - proposed" w:date="2026-10-18T00:31:52Z"/>
+              </w:rPr>
+            </w:pPr>
+            <w:ins w:id="9042" w:author="Claude (AI) - proposed" w:date="2026-10-18T00:31:52Z">
               <w:r>
                 <w:rPr>
                   <w:rFonts w:ascii="Arial" w:cs="Arial" w:eastAsia="Arial" w:hAnsi="Arial"/>
@@ -2176,10 +2176,10 @@
               <w:spacing w:after="40" w:before="0"/>
               <w:jc w:val="left"/>
               <w:rPr>
-                <w:ins w:id="9045" w:author="Claude (AI) - proposed" w:date="2026-10-15T08:04:06Z"/>
-              </w:rPr>
-            </w:pPr>
-            <w:ins w:id="9044" w:author="Claude (AI) - proposed" w:date="2026-10-15T08:04:06Z">
+                <w:ins w:id="9045" w:author="Claude (AI) - proposed" w:date="2026-10-18T00:31:52Z"/>
+              </w:rPr>
+            </w:pPr>
+            <w:ins w:id="9044" w:author="Claude (AI) - proposed" w:date="2026-10-18T00:31:52Z">
               <w:r>
                 <w:rPr>
                   <w:rFonts w:ascii="Arial" w:cs="Arial" w:eastAsia="Arial" w:hAnsi="Arial"/>
@@ -2201,10 +2201,10 @@
               <w:spacing w:after="40" w:before="0"/>
               <w:jc w:val="left"/>
               <w:rPr>
-                <w:ins w:id="9047" w:author="Claude (AI) - proposed" w:date="2026-10-15T08:04:06Z"/>
-              </w:rPr>
-            </w:pPr>
-            <w:ins w:id="9046" w:author="Claude (AI) - proposed" w:date="2026-10-15T08:04:06Z">
+                <w:ins w:id="9047" w:author="Claude (AI) - proposed" w:date="2026-10-18T00:31:52Z"/>
+              </w:rPr>
+            </w:pPr>
+            <w:ins w:id="9046" w:author="Claude (AI) - proposed" w:date="2026-10-18T00:31:52Z">
               <w:r>
                 <w:rPr>
                   <w:rFonts w:ascii="Arial" w:cs="Arial" w:eastAsia="Arial" w:hAnsi="Arial"/>
@@ -2925,7 +2925,7 @@
         </w:rPr>
         <w:t xml:space="preserve">© 2026 SeaVuria and ARES. This work is licensed under a </w:t>
       </w:r>
-      <w:hyperlink w:history="1" r:id="rIdjwhohwklz0u7nxxicrf2-">
+      <w:hyperlink w:history="1" r:id="rIdzpliaitkta8czyjxg-kwi">
         <w:r>
           <w:rPr>
             <w:rFonts w:ascii="Arial" w:cs="Arial" w:eastAsia="Arial" w:hAnsi="Arial"/>
@@ -2945,7 +2945,7 @@
         </w:rPr>
         <w:t xml:space="preserve"> (</w:t>
       </w:r>
-      <w:hyperlink w:history="1" r:id="rIde-c3-yuyu37etk-m5k97i">
+      <w:hyperlink w:history="1" r:id="rIdqzymdfmzg12yhbbmsdwlm">
         <w:r>
           <w:rPr>
             <w:rFonts w:ascii="Arial" w:cs="Arial" w:eastAsia="Arial" w:hAnsi="Arial"/>
@@ -2965,7 +2965,7 @@
         </w:rPr>
         <w:t xml:space="preserve">). To view a copy of this license, visit </w:t>
       </w:r>
-      <w:hyperlink w:history="1" r:id="rIdvcdwjyurbl9wqiq5s2yxo">
+      <w:hyperlink w:history="1" r:id="rIdxlskyfzsaflwwns4a1mw8">
         <w:r>
           <w:rPr>
             <w:rFonts w:ascii="Arial" w:cs="Arial" w:eastAsia="Arial" w:hAnsi="Arial"/>
@@ -3716,7 +3716,7 @@
               </w:rPr>
               <w:t xml:space="preserve">Learners meet the opening phenomenon: in a Kisumu kitchen, Mama Wanjiru is preparing sukuma wiki, tomatoes and nyama choma. She pushes with the same 40 N force on two knives of the same size and shape. The sharp knife (edge 0.1 mm thick) slices easily through a tomato and meat, while the blunt knife (edge 1 mm thick) barely cuts and just squashes the food. Learners first predict individually and record initial ideas, then observe a demonstration of both knives (with the teacher using a force meter or a described 'same push' approach), and make a list of what is the same and what is different. In the Explain phase they use talk and drawings to propose reasons, without being given the answer. The class builds a Driving Question Board with the main question and learners' own questions, sorts them with the KICD key inquiry questions, and each learner draws an initial model showing why the two knives give different results. The lesson sets the learning goals for the rest of the sub-strand and</w:t>
             </w:r>
-            <w:del w:id="9048" w:author="Claude (AI) - proposed" w:date="2026-10-15T08:04:06Z">
+            <w:del w:id="9048" w:author="Claude (AI) - proposed" w:date="2026-10-18T00:31:52Z">
               <w:r>
                 <w:rPr>
                   <w:rFonts w:ascii="Arial" w:cs="Arial" w:eastAsia="Arial" w:hAnsi="Arial"/>
@@ -3731,7 +3731,7 @@
                 <w:delText xml:space="preserve"> </w:delText>
               </w:r>
             </w:del>
-            <w:ins w:id="9049" w:author="Claude (AI) - proposed" w:date="2026-10-15T08:04:06Z">
+            <w:ins w:id="9049" w:author="Claude (AI) - proposed" w:date="2026-10-18T00:31:52Z">
               <w:r>
                 <w:rPr>
                   <w:rFonts w:ascii="Arial" w:cs="Arial" w:eastAsia="Arial" w:hAnsi="Arial"/>
@@ -3759,7 +3759,7 @@
               </w:rPr>
               <w:t xml:space="preserve">deliberately introduces no formula or calculation.</w:t>
             </w:r>
-            <w:ins w:id="9050" w:author="Claude (AI) - proposed" w:date="2026-10-15T08:04:06Z">
+            <w:ins w:id="9050" w:author="Claude (AI) - proposed" w:date="2026-10-18T00:31:52Z">
               <w:r>
                 <w:rPr>
                   <w:rFonts w:ascii="Arial" w:cs="Arial" w:eastAsia="Arial" w:hAnsi="Arial"/>
@@ -4062,7 +4062,7 @@
             <w:pPr>
               <w:spacing w:after="20" w:before="0"/>
             </w:pPr>
-            <w:hyperlink w:history="1" r:id="rId7zgevhgr6dvl2qmgb5og1">
+            <w:hyperlink w:history="1" r:id="rIdko4kaa8ecogdsucqiy-nj">
               <w:r>
                 <w:rPr>
                   <w:rFonts w:ascii="Arial" w:cs="Arial" w:eastAsia="Arial" w:hAnsi="Arial"/>
@@ -4111,7 +4111,7 @@
               <w:spacing w:after="10" w:before="0"/>
               <w:ind w:left="120"/>
             </w:pPr>
-            <w:hyperlink w:history="1" r:id="rIdwm7myyoiyijhlvw6odepq">
+            <w:hyperlink w:history="1" r:id="rIdnqsdrqhxu7-avkei8yola">
               <w:r>
                 <w:rPr>
                   <w:rFonts w:ascii="Arial" w:cs="Arial" w:eastAsia="Arial" w:hAnsi="Arial"/>
@@ -4156,7 +4156,7 @@
             <w:pPr>
               <w:spacing w:after="20" w:before="0"/>
             </w:pPr>
-            <w:hyperlink w:history="1" r:id="rIdj2uenj2ywmcj1s8bd1muf">
+            <w:hyperlink w:history="1" r:id="rIda7z_u6sr3kut6qpralpde">
               <w:r>
                 <w:rPr>
                   <w:rFonts w:ascii="Arial" w:cs="Arial" w:eastAsia="Arial" w:hAnsi="Arial"/>
@@ -4189,7 +4189,7 @@
               <w:spacing w:after="10" w:before="0"/>
               <w:ind w:left="120"/>
             </w:pPr>
-            <w:hyperlink w:history="1" r:id="rIdinrsezi6y1nj0qermhyu6">
+            <w:hyperlink w:history="1" r:id="rIdipj-5qroszysbz8uienlu">
               <w:r>
                 <w:rPr>
                   <w:rFonts w:ascii="Arial" w:cs="Arial" w:eastAsia="Arial" w:hAnsi="Arial"/>
@@ -4389,7 +4389,7 @@
             <w:pPr>
               <w:spacing w:after="20" w:before="0"/>
             </w:pPr>
-            <w:hyperlink w:history="1" r:id="rIdktmciqhwaqkcyjoh8mjnv">
+            <w:hyperlink w:history="1" r:id="rIdylu73w6uwiyt6inxx-11a">
               <w:r>
                 <w:rPr>
                   <w:rFonts w:ascii="Arial" w:cs="Arial" w:eastAsia="Arial" w:hAnsi="Arial"/>
@@ -4438,7 +4438,7 @@
               <w:spacing w:after="10" w:before="0"/>
               <w:ind w:left="120"/>
             </w:pPr>
-            <w:hyperlink w:history="1" r:id="rIdupiwerohtvmaoufnbgc0k">
+            <w:hyperlink w:history="1" r:id="rIdbllddxtygoidwzeujipsh">
               <w:r>
                 <w:rPr>
                   <w:rFonts w:ascii="Arial" w:cs="Arial" w:eastAsia="Arial" w:hAnsi="Arial"/>
@@ -4483,7 +4483,7 @@
             <w:pPr>
               <w:spacing w:after="20" w:before="0"/>
             </w:pPr>
-            <w:hyperlink w:history="1" r:id="rIdcss-zsgmpnqy4rnjo7vjr">
+            <w:hyperlink w:history="1" r:id="rIdeb5n0ekklu4tvhap9l_vh">
               <w:r>
                 <w:rPr>
                   <w:rFonts w:ascii="Arial" w:cs="Arial" w:eastAsia="Arial" w:hAnsi="Arial"/>
@@ -4516,7 +4516,7 @@
               <w:spacing w:after="10" w:before="0"/>
               <w:ind w:left="120"/>
             </w:pPr>
-            <w:hyperlink w:history="1" r:id="rIdpnxtt9goo2q6nial1_g9w">
+            <w:hyperlink w:history="1" r:id="rIdhqzb0b9-hanyb86p2l4mz">
               <w:r>
                 <w:rPr>
                   <w:rFonts w:ascii="Arial" w:cs="Arial" w:eastAsia="Arial" w:hAnsi="Arial"/>
@@ -4716,7 +4716,7 @@
             <w:pPr>
               <w:spacing w:after="20" w:before="0"/>
             </w:pPr>
-            <w:hyperlink w:history="1" r:id="rIdjnz29h3rkeadinefon8jc">
+            <w:hyperlink w:history="1" r:id="rIdrhfkxkdqvnjrgujs18dmd">
               <w:r>
                 <w:rPr>
                   <w:rFonts w:ascii="Arial" w:cs="Arial" w:eastAsia="Arial" w:hAnsi="Arial"/>
@@ -4765,7 +4765,7 @@
               <w:spacing w:after="10" w:before="0"/>
               <w:ind w:left="120"/>
             </w:pPr>
-            <w:hyperlink w:history="1" r:id="rId81xl0a2pqm3vf_pnfssrm">
+            <w:hyperlink w:history="1" r:id="rIdsqjt3wn2d-okj_orzkwot">
               <w:r>
                 <w:rPr>
                   <w:rFonts w:ascii="Arial" w:cs="Arial" w:eastAsia="Arial" w:hAnsi="Arial"/>
@@ -4810,7 +4810,7 @@
             <w:pPr>
               <w:spacing w:after="20" w:before="0"/>
             </w:pPr>
-            <w:hyperlink w:history="1" r:id="rIdqteu-iucbeub5yl_5agvu">
+            <w:hyperlink w:history="1" r:id="rIdxxoydtm-gtom-uee1xviu">
               <w:r>
                 <w:rPr>
                   <w:rFonts w:ascii="Arial" w:cs="Arial" w:eastAsia="Arial" w:hAnsi="Arial"/>
@@ -4843,7 +4843,7 @@
               <w:spacing w:after="10" w:before="0"/>
               <w:ind w:left="120"/>
             </w:pPr>
-            <w:hyperlink w:history="1" r:id="rId_f3tg-c9pmvbyolhiuux1">
+            <w:hyperlink w:history="1" r:id="rId2hgpueratx5s37pwtphds">
               <w:r>
                 <w:rPr>
                   <w:rFonts w:ascii="Arial" w:cs="Arial" w:eastAsia="Arial" w:hAnsi="Arial"/>
@@ -5043,7 +5043,7 @@
             <w:pPr>
               <w:spacing w:after="20" w:before="0"/>
             </w:pPr>
-            <w:hyperlink w:history="1" r:id="rIdis48putyzytfltqdmh1n3">
+            <w:hyperlink w:history="1" r:id="rIdks3w0qmf4mrbckrhxme2c">
               <w:r>
                 <w:rPr>
                   <w:rFonts w:ascii="Arial" w:cs="Arial" w:eastAsia="Arial" w:hAnsi="Arial"/>
@@ -5092,7 +5092,7 @@
               <w:spacing w:after="10" w:before="0"/>
               <w:ind w:left="120"/>
             </w:pPr>
-            <w:hyperlink w:history="1" r:id="rIddm0mri6312bxzu3wu4_sy">
+            <w:hyperlink w:history="1" r:id="rIdlbgrdkcfkaf2oukl5kf_v">
               <w:r>
                 <w:rPr>
                   <w:rFonts w:ascii="Arial" w:cs="Arial" w:eastAsia="Arial" w:hAnsi="Arial"/>
@@ -5137,7 +5137,7 @@
             <w:pPr>
               <w:spacing w:after="20" w:before="0"/>
             </w:pPr>
-            <w:hyperlink w:history="1" r:id="rIdkzpnd5pbxeq-dobbvw5yn">
+            <w:hyperlink w:history="1" r:id="rIdeegyk2ryhg1anxutusyhe">
               <w:r>
                 <w:rPr>
                   <w:rFonts w:ascii="Arial" w:cs="Arial" w:eastAsia="Arial" w:hAnsi="Arial"/>
@@ -5170,7 +5170,7 @@
               <w:spacing w:after="10" w:before="0"/>
               <w:ind w:left="120"/>
             </w:pPr>
-            <w:hyperlink w:history="1" r:id="rIdui4-wfprdoxjfx9wcqxoq">
+            <w:hyperlink w:history="1" r:id="rIdn_nq73pnom8xszrjsq8_t">
               <w:r>
                 <w:rPr>
                   <w:rFonts w:ascii="Arial" w:cs="Arial" w:eastAsia="Arial" w:hAnsi="Arial"/>
@@ -5215,7 +5215,7 @@
               </w:rPr>
               <w:t xml:space="preserve">The teacher posts the driving question on a large chart in the centre of the classroom wall: 'Why does a sharp knife cut better than a blunt knife when using the same force?' Individually, learners write 2 questions on sticky notes that they want answered (for example: 'Is it the edge that makes it cut?', 'Does the size of the part touching the food matter?', 'Why does a camel not sink into sand?', 'Why do dams have thick walls at the bottom?', 'Why do my ears pop in Nairobi?'). In groups, they sort their questions into clusters, such as 'About the knives and the edge', 'About force and area', 'About liquids and water', 'About air' and 'About machines like the jack'. Each group places one cluster on the DQB and explains it in 20 seconds. The teacher </w:t>
             </w:r>
-            <w:del w:id="9051" w:author="Claude (AI) - proposed" w:date="2026-10-15T08:04:06Z">
+            <w:del w:id="9051" w:author="Claude (AI) - proposed" w:date="2026-10-18T00:31:52Z">
               <w:r>
                 <w:rPr>
                   <w:rFonts w:ascii="Arial" w:cs="Arial" w:eastAsia="Arial" w:hAnsi="Arial"/>
@@ -5230,7 +5230,7 @@
                 <w:delText xml:space="preserve">then shows the 7 KICD key inquiry questions (What is pressure? </w:delText>
               </w:r>
             </w:del>
-            <w:ins w:id="9052" w:author="Claude (AI) - proposed" w:date="2026-10-15T08:04:06Z">
+            <w:ins w:id="9052" w:author="Claude (AI) - proposed" w:date="2026-10-18T00:31:52Z">
               <w:r>
                 <w:rPr>
                   <w:rFonts w:ascii="Arial" w:cs="Arial" w:eastAsia="Arial" w:hAnsi="Arial"/>
@@ -5258,7 +5258,7 @@
               </w:rPr>
               <w:t xml:space="preserve">How does area affect pressure?</w:t>
             </w:r>
-            <w:del w:id="9053" w:author="Claude (AI) - proposed" w:date="2026-10-15T08:04:06Z">
+            <w:del w:id="9053" w:author="Claude (AI) - proposed" w:date="2026-10-18T00:31:52Z">
               <w:r>
                 <w:rPr>
                   <w:rFonts w:ascii="Arial" w:cs="Arial" w:eastAsia="Arial" w:hAnsi="Arial"/>
@@ -5273,7 +5273,7 @@
                 <w:delText xml:space="preserve"> What factors</w:delText>
               </w:r>
             </w:del>
-            <w:ins w:id="9054" w:author="Claude (AI) - proposed" w:date="2026-10-15T08:04:06Z">
+            <w:ins w:id="9054" w:author="Claude (AI) - proposed" w:date="2026-10-18T00:31:52Z">
               <w:r>
                 <w:rPr>
                   <w:rFonts w:ascii="Arial" w:cs="Arial" w:eastAsia="Arial" w:hAnsi="Arial"/>
@@ -5301,7 +5301,7 @@
               </w:rPr>
               <w:t xml:space="preserve"> affect pressure in </w:t>
             </w:r>
-            <w:del w:id="9055" w:author="Claude (AI) - proposed" w:date="2026-10-15T08:04:06Z">
+            <w:del w:id="9055" w:author="Claude (AI) - proposed" w:date="2026-10-18T00:31:52Z">
               <w:r>
                 <w:rPr>
                   <w:rFonts w:ascii="Arial" w:cs="Arial" w:eastAsia="Arial" w:hAnsi="Arial"/>
@@ -5316,7 +5316,7 @@
                 <w:delText xml:space="preserve">fluids? Why does pressure increase with depth? What is atmospheric pressure? How is pressure transmitted in fluids? How is pressure used in everyday life?) and learners match their own questions to them or add any that are missing</w:delText>
               </w:r>
             </w:del>
-            <w:ins w:id="9056" w:author="Claude (AI) - proposed" w:date="2026-10-15T08:04:06Z">
+            <w:ins w:id="9056" w:author="Claude (AI) - proposed" w:date="2026-10-18T00:31:52Z">
               <w:r>
                 <w:rPr>
                   <w:rFonts w:ascii="Arial" w:cs="Arial" w:eastAsia="Arial" w:hAnsi="Arial"/>
@@ -5377,7 +5377,7 @@
               </w:rPr>
               <w:t xml:space="preserve">Say: "What questions do you have now that you want to be able to answer by the end of this unit?" Give 3 minutes of silent writing and WAIT TIME of 10-15 seconds after the first group shares. Cold-call 5 learners to read a question aloud and to say where it should go on the board: "Where does your question belong, and why?" Group similar questions and ask: "What do these questions have in common?" Highlight questions that connect to Kenyan contexts (camels in Turkana, Masinga Dam, Lake Victoria, Mzee Otieno's jack). Praise good questions, not correct answers: "That is a question we can investigate." </w:t>
             </w:r>
-            <w:del w:id="9057" w:author="Claude (AI) - proposed" w:date="2026-10-15T08:04:06Z">
+            <w:del w:id="9057" w:author="Claude (AI) - proposed" w:date="2026-10-18T00:31:52Z">
               <w:r>
                 <w:rPr>
                   <w:rFonts w:ascii="Arial" w:cs="Arial" w:eastAsia="Arial" w:hAnsi="Arial"/>
@@ -5392,7 +5392,7 @@
                 <w:delText xml:space="preserve">Show the 7 KICD questions and ask 2 learners to match one of their notes to a KICD question</w:delText>
               </w:r>
             </w:del>
-            <w:ins w:id="9058" w:author="Claude (AI) - proposed" w:date="2026-10-15T08:04:06Z">
+            <w:ins w:id="9058" w:author="Claude (AI) - proposed" w:date="2026-10-18T00:31:52Z">
               <w:r>
                 <w:rPr>
                   <w:rFonts w:ascii="Arial" w:cs="Arial" w:eastAsia="Arial" w:hAnsi="Arial"/>
@@ -5542,7 +5542,7 @@
             <w:pPr>
               <w:spacing w:after="20" w:before="0"/>
             </w:pPr>
-            <w:hyperlink w:history="1" r:id="rIdhmay5xytrx_1xwins3pch">
+            <w:hyperlink w:history="1" r:id="rIddzcqv69z9gk2jqyr9tgmi">
               <w:r>
                 <w:rPr>
                   <w:rFonts w:ascii="Arial" w:cs="Arial" w:eastAsia="Arial" w:hAnsi="Arial"/>
@@ -5591,7 +5591,7 @@
               <w:spacing w:after="10" w:before="0"/>
               <w:ind w:left="120"/>
             </w:pPr>
-            <w:hyperlink w:history="1" r:id="rId6ycdwtqchcsehh90hiobg">
+            <w:hyperlink w:history="1" r:id="rIdfm-qtgnzpoaa8mmt1xrdb">
               <w:r>
                 <w:rPr>
                   <w:rFonts w:ascii="Arial" w:cs="Arial" w:eastAsia="Arial" w:hAnsi="Arial"/>
@@ -5636,7 +5636,7 @@
             <w:pPr>
               <w:spacing w:after="20" w:before="0"/>
             </w:pPr>
-            <w:hyperlink w:history="1" r:id="rId1cfvbst1heed27tb4he7w">
+            <w:hyperlink w:history="1" r:id="rIdsp6ivq3qoc9mjizz2x8nu">
               <w:r>
                 <w:rPr>
                   <w:rFonts w:ascii="Arial" w:cs="Arial" w:eastAsia="Arial" w:hAnsi="Arial"/>
@@ -5685,7 +5685,7 @@
               <w:spacing w:after="10" w:before="0"/>
               <w:ind w:left="120"/>
             </w:pPr>
-            <w:hyperlink w:history="1" r:id="rIdwecjahno515mh0_f3r910">
+            <w:hyperlink w:history="1" r:id="rIdlrxwfbz7t6rte6xonblem">
               <w:r>
                 <w:rPr>
                   <w:rFonts w:ascii="Arial" w:cs="Arial" w:eastAsia="Arial" w:hAnsi="Arial"/>
@@ -5763,7 +5763,7 @@
               </w:rPr>
               <w:t xml:space="preserve">Say: "Draw what you think is happening where the knife touches the tomato. Show the force and show the edge." Give 6 minutes of drawing and circulate, asking: "Where is the force in your drawing?" and "What is different about the two edges in your picture?" WAIT TIME 10-15 seconds after each prompt. Cold-call 3 pairs to give a star and a wish after the swap. Select 3 models that show different ideas (for example force different, edge thickness, small touching area) and display them. Ask: "What do these models agree on? Where do they differ?" Write the class's first model statement on chart paper in learners' words and label it 'Version 1'. Say: "This is our starting model. In the next lessons we will test it, and we will change it when evidence tells us to." Link to next lesson: "Next time we look at a brick on flour to find out what changes when only one thing changes." Tell learners to keep the model, because they will revise it in later lessons. Do not give formulas or numerical calculations.</w:t>
             </w:r>
-            <w:ins w:id="9059" w:author="Claude (AI) - proposed" w:date="2026-10-15T08:04:06Z">
+            <w:ins w:id="9059" w:author="Claude (AI) - proposed" w:date="2026-10-18T00:31:52Z">
               <w:r>
                 <w:rPr>
                   <w:rFonts w:ascii="Arial" w:cs="Arial" w:eastAsia="Arial" w:hAnsi="Arial"/>
@@ -6225,7 +6225,7 @@
         </w:rPr>
         <w:t xml:space="preserve">© 2026 SeaVuria and ARES. Aligned with KICD objectives. Developed by SeaVuria; technical implementation by ARES (with AI assistance from Claude). Licensed under </w:t>
       </w:r>
-      <w:hyperlink w:history="1" r:id="rIdtzyb3lwje5dfbayl44b-z">
+      <w:hyperlink w:history="1" r:id="rIdqwv8ydvmbl-g8x5g5rmr7">
         <w:r>
           <w:rPr>
             <w:rFonts w:ascii="Arial" w:cs="Arial" w:eastAsia="Arial" w:hAnsi="Arial"/>
@@ -6246,7 +6246,7 @@
         </w:rPr>
         <w:t xml:space="preserve"> (</w:t>
       </w:r>
-      <w:hyperlink w:history="1" r:id="rIdlgm67iixli3abuk_n4-g5">
+      <w:hyperlink w:history="1" r:id="rId8kcjxx_nrgi5arxfdn9xg">
         <w:r>
           <w:rPr>
             <w:rFonts w:ascii="Arial" w:cs="Arial" w:eastAsia="Arial" w:hAnsi="Arial"/>
@@ -6998,7 +6998,7 @@
               </w:rPr>
               <w:t xml:space="preserve">Learners start with Mama Wanjiru's two knives in Kisumu: the same force of 40 N, yet different results. They predict what happens when the same 2 kg brick (weight 20 N) is placed on flour on its large, medium and small face. They then test it, measure dent depth and calculate F/A for each face: 1,000 Pa, 2,000 Pa and 4,000 Pa. They explain why the smallest face sinks deepest, define pressure, and add questions to the DQB. They revise the class model by adding the new idea that the force acting on each unit of area (pressure) is what matters.</w:t>
             </w:r>
-            <w:del w:id="9060" w:author="Claude (AI) - proposed" w:date="2026-10-15T08:04:06Z">
+            <w:del w:id="9060" w:author="Claude (AI) - proposed" w:date="2026-10-18T00:31:52Z">
               <w:r>
                 <w:rPr>
                   <w:rFonts w:ascii="Arial" w:cs="Arial" w:eastAsia="Arial" w:hAnsi="Arial"/>
@@ -7013,7 +7013,7 @@
                 <w:delText xml:space="preserve"> </w:delText>
               </w:r>
             </w:del>
-            <w:ins w:id="9061" w:author="Claude (AI) - proposed" w:date="2026-10-15T08:04:06Z">
+            <w:ins w:id="9061" w:author="Claude (AI) - proposed" w:date="2026-10-18T00:31:52Z">
               <w:r>
                 <w:rPr>
                   <w:rFonts w:ascii="Arial" w:cs="Arial" w:eastAsia="Arial" w:hAnsi="Arial"/>
@@ -7041,7 +7041,7 @@
               </w:rPr>
               <w:t xml:space="preserve">The sharp knife's tiny edge area is linked to this idea qualitatively: same force, different area.</w:t>
             </w:r>
-            <w:ins w:id="9062" w:author="Claude (AI) - proposed" w:date="2026-10-15T08:04:06Z">
+            <w:ins w:id="9062" w:author="Claude (AI) - proposed" w:date="2026-10-18T00:31:52Z">
               <w:r>
                 <w:rPr>
                   <w:rFonts w:ascii="Arial" w:cs="Arial" w:eastAsia="Arial" w:hAnsi="Arial"/>
@@ -7344,7 +7344,7 @@
             <w:pPr>
               <w:spacing w:after="20" w:before="0"/>
             </w:pPr>
-            <w:hyperlink w:history="1" r:id="rIdjr7wnn2hs1vhcj5ilvqj-">
+            <w:hyperlink w:history="1" r:id="rIdrvrptrxc4fvbrmwtvro-g">
               <w:r>
                 <w:rPr>
                   <w:rFonts w:ascii="Arial" w:cs="Arial" w:eastAsia="Arial" w:hAnsi="Arial"/>
@@ -7393,7 +7393,7 @@
               <w:spacing w:after="10" w:before="0"/>
               <w:ind w:left="120"/>
             </w:pPr>
-            <w:hyperlink w:history="1" r:id="rIdfrabsrrfmwleq_hobbns9">
+            <w:hyperlink w:history="1" r:id="rIdawbiisxjdtovbgxfaxs0t">
               <w:r>
                 <w:rPr>
                   <w:rFonts w:ascii="Arial" w:cs="Arial" w:eastAsia="Arial" w:hAnsi="Arial"/>
@@ -7438,7 +7438,7 @@
             <w:pPr>
               <w:spacing w:after="20" w:before="0"/>
             </w:pPr>
-            <w:hyperlink w:history="1" r:id="rIdqnlx1ptrz0c7zomlsymbp">
+            <w:hyperlink w:history="1" r:id="rIda0m9klessyk0t5ap7yil_">
               <w:r>
                 <w:rPr>
                   <w:rFonts w:ascii="Arial" w:cs="Arial" w:eastAsia="Arial" w:hAnsi="Arial"/>
@@ -7471,7 +7471,7 @@
               <w:spacing w:after="10" w:before="0"/>
               <w:ind w:left="120"/>
             </w:pPr>
-            <w:hyperlink w:history="1" r:id="rIdmfpvakpkjcglxnu5gs6cv">
+            <w:hyperlink w:history="1" r:id="rId30urctcd5g3cfshbvk74_">
               <w:r>
                 <w:rPr>
                   <w:rFonts w:ascii="Arial" w:cs="Arial" w:eastAsia="Arial" w:hAnsi="Arial"/>
@@ -7671,7 +7671,7 @@
             <w:pPr>
               <w:spacing w:after="20" w:before="0"/>
             </w:pPr>
-            <w:hyperlink w:history="1" r:id="rIdcht9vpnibpjiwmubyytmx">
+            <w:hyperlink w:history="1" r:id="rIdahtrax8og0a16cqo4ay38">
               <w:r>
                 <w:rPr>
                   <w:rFonts w:ascii="Arial" w:cs="Arial" w:eastAsia="Arial" w:hAnsi="Arial"/>
@@ -7720,7 +7720,7 @@
               <w:spacing w:after="10" w:before="0"/>
               <w:ind w:left="120"/>
             </w:pPr>
-            <w:hyperlink w:history="1" r:id="rIdprryvuwnoderyan5gp0ge">
+            <w:hyperlink w:history="1" r:id="rIdzreamj4qlnawkuvm8c2rq">
               <w:r>
                 <w:rPr>
                   <w:rFonts w:ascii="Arial" w:cs="Arial" w:eastAsia="Arial" w:hAnsi="Arial"/>
@@ -7765,7 +7765,7 @@
             <w:pPr>
               <w:spacing w:after="20" w:before="0"/>
             </w:pPr>
-            <w:hyperlink w:history="1" r:id="rIdkwscwqddbzyoe6efjx4vy">
+            <w:hyperlink w:history="1" r:id="rIdwpjh7jsnnalbcozsbmxy3">
               <w:r>
                 <w:rPr>
                   <w:rFonts w:ascii="Arial" w:cs="Arial" w:eastAsia="Arial" w:hAnsi="Arial"/>
@@ -7798,7 +7798,7 @@
               <w:spacing w:after="10" w:before="0"/>
               <w:ind w:left="120"/>
             </w:pPr>
-            <w:hyperlink w:history="1" r:id="rId2ffy5iazhnrhsnq2tdgar">
+            <w:hyperlink w:history="1" r:id="rId_1_wwpmxngosn2ws0c1hl">
               <w:r>
                 <w:rPr>
                   <w:rFonts w:ascii="Arial" w:cs="Arial" w:eastAsia="Arial" w:hAnsi="Arial"/>
@@ -7998,7 +7998,7 @@
             <w:pPr>
               <w:spacing w:after="20" w:before="0"/>
             </w:pPr>
-            <w:hyperlink w:history="1" r:id="rIdxdtmmpmnnyurvtpejvh2v">
+            <w:hyperlink w:history="1" r:id="rIdwdbcbznr6fdpr_vfmhkfb">
               <w:r>
                 <w:rPr>
                   <w:rFonts w:ascii="Arial" w:cs="Arial" w:eastAsia="Arial" w:hAnsi="Arial"/>
@@ -8047,7 +8047,7 @@
               <w:spacing w:after="10" w:before="0"/>
               <w:ind w:left="120"/>
             </w:pPr>
-            <w:hyperlink w:history="1" r:id="rIdhz6u5oeupeb8eif8xnzwk">
+            <w:hyperlink w:history="1" r:id="rIdi57e4m2vawarupxhqmtld">
               <w:r>
                 <w:rPr>
                   <w:rFonts w:ascii="Arial" w:cs="Arial" w:eastAsia="Arial" w:hAnsi="Arial"/>
@@ -8092,7 +8092,7 @@
             <w:pPr>
               <w:spacing w:after="20" w:before="0"/>
             </w:pPr>
-            <w:hyperlink w:history="1" r:id="rIdkpsmmlr19rhabug4vjwh0">
+            <w:hyperlink w:history="1" r:id="rIdrkn_ugqiic-wuj6-3ap6w">
               <w:r>
                 <w:rPr>
                   <w:rFonts w:ascii="Arial" w:cs="Arial" w:eastAsia="Arial" w:hAnsi="Arial"/>
@@ -8125,7 +8125,7 @@
               <w:spacing w:after="10" w:before="0"/>
               <w:ind w:left="120"/>
             </w:pPr>
-            <w:hyperlink w:history="1" r:id="rIdujuqc5934fo_oxiusitum">
+            <w:hyperlink w:history="1" r:id="rId0u7x8naqlpwfg-opo4rka">
               <w:r>
                 <w:rPr>
                   <w:rFonts w:ascii="Arial" w:cs="Arial" w:eastAsia="Arial" w:hAnsi="Arial"/>
@@ -8203,7 +8203,7 @@
               </w:rPr>
               <w:t xml:space="preserve">Say: 'Talk with your partner first: why did the small face sink deepest when the weight was always 20 N?' Give 1 minute for pair talk. WAIT TIME of 10-15 seconds, then cold-call 4 learners. Press for evidence: 'Which numbers in your table show that?' Introduce the term pressure as force acting at right angles per unit area. Write P = F / A on the board with the unit Pa. Check understanding with one quick calculation: 'A 30 N force acts on 0.5 m2. What is the pressure?' (60 Pa.) Give 3 learners the chance to explain. Correct the misconception that pressure and force are the same: 'The brick's force is 20 N on every face, but the pressure is not the same.' Use the name 'pressure' and no other term. </w:t>
             </w:r>
-            <w:ins w:id="9063" w:author="Claude (AI) - proposed" w:date="2026-10-15T08:04:06Z">
+            <w:ins w:id="9063" w:author="Claude (AI) - proposed" w:date="2026-10-18T00:31:52Z">
               <w:r>
                 <w:rPr>
                   <w:rFonts w:ascii="Arial" w:cs="Arial" w:eastAsia="Arial" w:hAnsi="Arial"/>
@@ -8353,7 +8353,7 @@
             <w:pPr>
               <w:spacing w:after="20" w:before="0"/>
             </w:pPr>
-            <w:hyperlink w:history="1" r:id="rIde6o6o1ob5tzfy1fz62mzt">
+            <w:hyperlink w:history="1" r:id="rIdxi9_8awyvck8wme88khnk">
               <w:r>
                 <w:rPr>
                   <w:rFonts w:ascii="Arial" w:cs="Arial" w:eastAsia="Arial" w:hAnsi="Arial"/>
@@ -8402,7 +8402,7 @@
               <w:spacing w:after="10" w:before="0"/>
               <w:ind w:left="120"/>
             </w:pPr>
-            <w:hyperlink w:history="1" r:id="rIdby4zmov0niym3oxinyomx">
+            <w:hyperlink w:history="1" r:id="rIddna1f2ztgp_arrsco_xc7">
               <w:r>
                 <w:rPr>
                   <w:rFonts w:ascii="Arial" w:cs="Arial" w:eastAsia="Arial" w:hAnsi="Arial"/>
@@ -8447,7 +8447,7 @@
             <w:pPr>
               <w:spacing w:after="20" w:before="0"/>
             </w:pPr>
-            <w:hyperlink w:history="1" r:id="rIdtc-q-stysqzsvdvjakyui">
+            <w:hyperlink w:history="1" r:id="rId9nteunoy47gg9szvviyj8">
               <w:r>
                 <w:rPr>
                   <w:rFonts w:ascii="Arial" w:cs="Arial" w:eastAsia="Arial" w:hAnsi="Arial"/>
@@ -8480,7 +8480,7 @@
               <w:spacing w:after="10" w:before="0"/>
               <w:ind w:left="120"/>
             </w:pPr>
-            <w:hyperlink w:history="1" r:id="rIdglcouyxbd5mtxdqoa0hcf">
+            <w:hyperlink w:history="1" r:id="rId5ne7kppwhllcx2hmaiaf8">
               <w:r>
                 <w:rPr>
                   <w:rFonts w:ascii="Arial" w:cs="Arial" w:eastAsia="Arial" w:hAnsi="Arial"/>
@@ -8680,7 +8680,7 @@
             <w:pPr>
               <w:spacing w:after="20" w:before="0"/>
             </w:pPr>
-            <w:hyperlink w:history="1" r:id="rIdxo7kh6jz0i6lkjyicsnoq">
+            <w:hyperlink w:history="1" r:id="rIdvv3e32calagtvqqtvvo5_">
               <w:r>
                 <w:rPr>
                   <w:rFonts w:ascii="Arial" w:cs="Arial" w:eastAsia="Arial" w:hAnsi="Arial"/>
@@ -8729,7 +8729,7 @@
               <w:spacing w:after="10" w:before="0"/>
               <w:ind w:left="120"/>
             </w:pPr>
-            <w:hyperlink w:history="1" r:id="rIdxu7g0etdc_wvabz4i6vqw">
+            <w:hyperlink w:history="1" r:id="rIdqf6mw4luwamoilgcddyn6">
               <w:r>
                 <w:rPr>
                   <w:rFonts w:ascii="Arial" w:cs="Arial" w:eastAsia="Arial" w:hAnsi="Arial"/>
@@ -8774,7 +8774,7 @@
             <w:pPr>
               <w:spacing w:after="20" w:before="0"/>
             </w:pPr>
-            <w:hyperlink w:history="1" r:id="rId9ktvanf2x_v5ml1pureul">
+            <w:hyperlink w:history="1" r:id="rIdcypkpwga-iyv4emadvoml">
               <w:r>
                 <w:rPr>
                   <w:rFonts w:ascii="Arial" w:cs="Arial" w:eastAsia="Arial" w:hAnsi="Arial"/>
@@ -8823,7 +8823,7 @@
               <w:spacing w:after="10" w:before="0"/>
               <w:ind w:left="120"/>
             </w:pPr>
-            <w:hyperlink w:history="1" r:id="rIdutnq-uwfqdtur3legyakj">
+            <w:hyperlink w:history="1" r:id="rId8d2ejbbio-ff-tr-pcsce">
               <w:r>
                 <w:rPr>
                   <w:rFonts w:ascii="Arial" w:cs="Arial" w:eastAsia="Arial" w:hAnsi="Arial"/>
@@ -9348,7 +9348,7 @@
         </w:rPr>
         <w:t xml:space="preserve">© 2026 SeaVuria and ARES. Aligned with KICD objectives. Developed by SeaVuria; technical implementation by ARES (with AI assistance from Claude). Licensed under </w:t>
       </w:r>
-      <w:hyperlink w:history="1" r:id="rIdob6hvgnea-qcgmo7djjpx">
+      <w:hyperlink w:history="1" r:id="rIdxgrpx30rfupkfld7v2i13">
         <w:r>
           <w:rPr>
             <w:rFonts w:ascii="Arial" w:cs="Arial" w:eastAsia="Arial" w:hAnsi="Arial"/>
@@ -9369,7 +9369,7 @@
         </w:rPr>
         <w:t xml:space="preserve"> (</w:t>
       </w:r>
-      <w:hyperlink w:history="1" r:id="rId_zpligemi3zjbaugvymft">
+      <w:hyperlink w:history="1" r:id="rIdrgrnewujovzisp6z0ajzb">
         <w:r>
           <w:rPr>
             <w:rFonts w:ascii="Arial" w:cs="Arial" w:eastAsia="Arial" w:hAnsi="Arial"/>
@@ -10409,7 +10409,7 @@
             <w:pPr>
               <w:spacing w:after="20" w:before="0"/>
             </w:pPr>
-            <w:hyperlink w:history="1" r:id="rIda4ab3mzwhekn7zr8t9iby">
+            <w:hyperlink w:history="1" r:id="rIdqorypan1oan7_rm2f811t">
               <w:r>
                 <w:rPr>
                   <w:rFonts w:ascii="Arial" w:cs="Arial" w:eastAsia="Arial" w:hAnsi="Arial"/>
@@ -10458,7 +10458,7 @@
               <w:spacing w:after="10" w:before="0"/>
               <w:ind w:left="120"/>
             </w:pPr>
-            <w:hyperlink w:history="1" r:id="rIdia869tjn6bvqpli4ho6f0">
+            <w:hyperlink w:history="1" r:id="rIdj8ydbc-cbv8ffltfc0h1d">
               <w:r>
                 <w:rPr>
                   <w:rFonts w:ascii="Arial" w:cs="Arial" w:eastAsia="Arial" w:hAnsi="Arial"/>
@@ -10503,7 +10503,7 @@
             <w:pPr>
               <w:spacing w:after="20" w:before="0"/>
             </w:pPr>
-            <w:hyperlink w:history="1" r:id="rIdvmcqm4ivqhaqxhzyhpuwr">
+            <w:hyperlink w:history="1" r:id="rIdv43rtqdrxaqla7r8dityx">
               <w:r>
                 <w:rPr>
                   <w:rFonts w:ascii="Arial" w:cs="Arial" w:eastAsia="Arial" w:hAnsi="Arial"/>
@@ -10536,7 +10536,7 @@
               <w:spacing w:after="10" w:before="0"/>
               <w:ind w:left="120"/>
             </w:pPr>
-            <w:hyperlink w:history="1" r:id="rIdcwzp_7fermsle2-ebj3_c">
+            <w:hyperlink w:history="1" r:id="rIdylraefh3qaqelinro0tcv">
               <w:r>
                 <w:rPr>
                   <w:rFonts w:ascii="Arial" w:cs="Arial" w:eastAsia="Arial" w:hAnsi="Arial"/>
@@ -10736,7 +10736,7 @@
             <w:pPr>
               <w:spacing w:after="20" w:before="0"/>
             </w:pPr>
-            <w:hyperlink w:history="1" r:id="rIdxh4snmiqvdwiqg6j7juya">
+            <w:hyperlink w:history="1" r:id="rIdobhhf02h-gdje2bpflpao">
               <w:r>
                 <w:rPr>
                   <w:rFonts w:ascii="Arial" w:cs="Arial" w:eastAsia="Arial" w:hAnsi="Arial"/>
@@ -10785,7 +10785,7 @@
               <w:spacing w:after="10" w:before="0"/>
               <w:ind w:left="120"/>
             </w:pPr>
-            <w:hyperlink w:history="1" r:id="rIdktw8pyj95utau8u_rcc9k">
+            <w:hyperlink w:history="1" r:id="rId_6yrwjhchiia3mfetvy4o">
               <w:r>
                 <w:rPr>
                   <w:rFonts w:ascii="Arial" w:cs="Arial" w:eastAsia="Arial" w:hAnsi="Arial"/>
@@ -10830,7 +10830,7 @@
             <w:pPr>
               <w:spacing w:after="20" w:before="0"/>
             </w:pPr>
-            <w:hyperlink w:history="1" r:id="rIdg6go5d_etrzgohohqukhj">
+            <w:hyperlink w:history="1" r:id="rIdkh0e6dxfm2uhfwiumk3rz">
               <w:r>
                 <w:rPr>
                   <w:rFonts w:ascii="Arial" w:cs="Arial" w:eastAsia="Arial" w:hAnsi="Arial"/>
@@ -10863,7 +10863,7 @@
               <w:spacing w:after="10" w:before="0"/>
               <w:ind w:left="120"/>
             </w:pPr>
-            <w:hyperlink w:history="1" r:id="rIdkhfavyrlpa51fgdirh2ml">
+            <w:hyperlink w:history="1" r:id="rIdwitfyi3au9yu44hr8sxte">
               <w:r>
                 <w:rPr>
                   <w:rFonts w:ascii="Arial" w:cs="Arial" w:eastAsia="Arial" w:hAnsi="Arial"/>
@@ -10941,7 +10941,7 @@
               </w:rPr>
               <w:t xml:space="preserve">Circulate and say: "Show me the unit conversion first: how many metres is 0.1 mm?" Prompt: "Which number is the same for both knives? Which one changed?" For groups stuck on the powers of 10, say: "Write 0.000005 as 5 x 10^-6 and tell me how many times smaller it is than 5 x 10^-5." Before groups move to the camel, stop the class and cold-call 3 groups to give their sharp and blunt pressures. Say: "Compare 8 MPa with 2 MPa. What happens to the tomato? Now 0.8 MPa. What happens?" WAIT TIME 10-15 seconds after each question. Remind groups that 1 MPa = 1,000,000 Pa and 1 kPa = 1,000 Pa, and to always write units. </w:t>
             </w:r>
-            <w:ins w:id="9064" w:author="Claude (AI) - proposed" w:date="2026-10-15T08:04:06Z">
+            <w:ins w:id="9064" w:author="Claude (AI) - proposed" w:date="2026-10-18T00:31:52Z">
               <w:r>
                 <w:rPr>
                   <w:rFonts w:ascii="Arial" w:cs="Arial" w:eastAsia="Arial" w:hAnsi="Arial"/>
@@ -11091,7 +11091,7 @@
             <w:pPr>
               <w:spacing w:after="20" w:before="0"/>
             </w:pPr>
-            <w:hyperlink w:history="1" r:id="rIdoo3zz7eha65qus5isbxmb">
+            <w:hyperlink w:history="1" r:id="rId8zmangviccjgxcpavnoon">
               <w:r>
                 <w:rPr>
                   <w:rFonts w:ascii="Arial" w:cs="Arial" w:eastAsia="Arial" w:hAnsi="Arial"/>
@@ -11140,7 +11140,7 @@
               <w:spacing w:after="10" w:before="0"/>
               <w:ind w:left="120"/>
             </w:pPr>
-            <w:hyperlink w:history="1" r:id="rIddvfb6choc6x8ziht4gap3">
+            <w:hyperlink w:history="1" r:id="rIdnwq8ttmpujndgrqetbyay">
               <w:r>
                 <w:rPr>
                   <w:rFonts w:ascii="Arial" w:cs="Arial" w:eastAsia="Arial" w:hAnsi="Arial"/>
@@ -11185,7 +11185,7 @@
             <w:pPr>
               <w:spacing w:after="20" w:before="0"/>
             </w:pPr>
-            <w:hyperlink w:history="1" r:id="rIddgwr30chkyw0zleadgnue">
+            <w:hyperlink w:history="1" r:id="rIdzncvigmrzlgdbifiss3nb">
               <w:r>
                 <w:rPr>
                   <w:rFonts w:ascii="Arial" w:cs="Arial" w:eastAsia="Arial" w:hAnsi="Arial"/>
@@ -11218,7 +11218,7 @@
               <w:spacing w:after="10" w:before="0"/>
               <w:ind w:left="120"/>
             </w:pPr>
-            <w:hyperlink w:history="1" r:id="rId-g7f_iijfasyzdbwr56wl">
+            <w:hyperlink w:history="1" r:id="rIdu0tnwa7uredh0wjtyv0gr">
               <w:r>
                 <w:rPr>
                   <w:rFonts w:ascii="Arial" w:cs="Arial" w:eastAsia="Arial" w:hAnsi="Arial"/>
@@ -11296,7 +11296,7 @@
               </w:rPr>
               <w:t xml:space="preserve">Say: "Start your answer with the words 'same force, different area'. Then give two numbers as evidence." Show a CER frame on the board: 'Claim / Evidence (numbers with units) / Reasoning (P = F/A)'. WAIT TIME 10-15 seconds of silent thinking before pairs talk. Circulate and ask: "Where in your answer is the 2 MPa? Why does it matter?" and "Is the knife cutting because of a bigger force or a bigger pressure?" Cold-call 3 pairs to read their explanation; after each ask another learner: "What would you add or change?" Correct the language: use 'pressure', not 'stress' or 'strength'. </w:t>
             </w:r>
-            <w:ins w:id="9065" w:author="Claude (AI) - proposed" w:date="2026-10-15T08:04:06Z">
+            <w:ins w:id="9065" w:author="Claude (AI) - proposed" w:date="2026-10-18T00:31:52Z">
               <w:r>
                 <w:rPr>
                   <w:rFonts w:ascii="Arial" w:cs="Arial" w:eastAsia="Arial" w:hAnsi="Arial"/>
@@ -11446,7 +11446,7 @@
             <w:pPr>
               <w:spacing w:after="20" w:before="0"/>
             </w:pPr>
-            <w:hyperlink w:history="1" r:id="rIdqlfmn47myqsk3xnofigp5">
+            <w:hyperlink w:history="1" r:id="rIdukmoppvyy5hrcfsmeotgk">
               <w:r>
                 <w:rPr>
                   <w:rFonts w:ascii="Arial" w:cs="Arial" w:eastAsia="Arial" w:hAnsi="Arial"/>
@@ -11495,7 +11495,7 @@
               <w:spacing w:after="10" w:before="0"/>
               <w:ind w:left="120"/>
             </w:pPr>
-            <w:hyperlink w:history="1" r:id="rIdsba95zq5r-y0rh12nda3w">
+            <w:hyperlink w:history="1" r:id="rIdjcnh5xzh2mkjysn9wmj-d">
               <w:r>
                 <w:rPr>
                   <w:rFonts w:ascii="Arial" w:cs="Arial" w:eastAsia="Arial" w:hAnsi="Arial"/>
@@ -11540,7 +11540,7 @@
             <w:pPr>
               <w:spacing w:after="20" w:before="0"/>
             </w:pPr>
-            <w:hyperlink w:history="1" r:id="rIds0clk9wwrpf5e0flg_9tt">
+            <w:hyperlink w:history="1" r:id="rId9ujb1yc9ddhaiouxwy0nx">
               <w:r>
                 <w:rPr>
                   <w:rFonts w:ascii="Arial" w:cs="Arial" w:eastAsia="Arial" w:hAnsi="Arial"/>
@@ -11573,7 +11573,7 @@
               <w:spacing w:after="10" w:before="0"/>
               <w:ind w:left="120"/>
             </w:pPr>
-            <w:hyperlink w:history="1" r:id="rIdypptx5m9stiwway7qbk8z">
+            <w:hyperlink w:history="1" r:id="rIdvyk6c5-espovfwy_eeybk">
               <w:r>
                 <w:rPr>
                   <w:rFonts w:ascii="Arial" w:cs="Arial" w:eastAsia="Arial" w:hAnsi="Arial"/>
@@ -11773,7 +11773,7 @@
             <w:pPr>
               <w:spacing w:after="20" w:before="0"/>
             </w:pPr>
-            <w:hyperlink w:history="1" r:id="rIddz9laxl7edfjvaldc1qpj">
+            <w:hyperlink w:history="1" r:id="rIdsvzskqlia5h9qitbyvjpu">
               <w:r>
                 <w:rPr>
                   <w:rFonts w:ascii="Arial" w:cs="Arial" w:eastAsia="Arial" w:hAnsi="Arial"/>
@@ -11822,7 +11822,7 @@
               <w:spacing w:after="10" w:before="0"/>
               <w:ind w:left="120"/>
             </w:pPr>
-            <w:hyperlink w:history="1" r:id="rIdj7gl084mlolta7mmkbtwq">
+            <w:hyperlink w:history="1" r:id="rId6whdeexifsnomixdrpolb">
               <w:r>
                 <w:rPr>
                   <w:rFonts w:ascii="Arial" w:cs="Arial" w:eastAsia="Arial" w:hAnsi="Arial"/>
@@ -11867,7 +11867,7 @@
             <w:pPr>
               <w:spacing w:after="20" w:before="0"/>
             </w:pPr>
-            <w:hyperlink w:history="1" r:id="rIdsx6ci7ubkblchdgo8wlkj">
+            <w:hyperlink w:history="1" r:id="rIdcgdszgfvdqmwgmyoi3eqa">
               <w:r>
                 <w:rPr>
                   <w:rFonts w:ascii="Arial" w:cs="Arial" w:eastAsia="Arial" w:hAnsi="Arial"/>
@@ -11916,7 +11916,7 @@
               <w:spacing w:after="10" w:before="0"/>
               <w:ind w:left="120"/>
             </w:pPr>
-            <w:hyperlink w:history="1" r:id="rIdeos4f4xteeenhbbjeinyk">
+            <w:hyperlink w:history="1" r:id="rIdzqcwjsku4-lzfspf7ezmc">
               <w:r>
                 <w:rPr>
                   <w:rFonts w:ascii="Arial" w:cs="Arial" w:eastAsia="Arial" w:hAnsi="Arial"/>
@@ -12441,7 +12441,7 @@
         </w:rPr>
         <w:t xml:space="preserve">© 2026 SeaVuria and ARES. Aligned with KICD objectives. Developed by SeaVuria; technical implementation by ARES (with AI assistance from Claude). Licensed under </w:t>
       </w:r>
-      <w:hyperlink w:history="1" r:id="rIdhsd4gbxcqorzgmmto-kbh">
+      <w:hyperlink w:history="1" r:id="rIdplxyajrqquswg_pcsboqn">
         <w:r>
           <w:rPr>
             <w:rFonts w:ascii="Arial" w:cs="Arial" w:eastAsia="Arial" w:hAnsi="Arial"/>
@@ -12462,7 +12462,7 @@
         </w:rPr>
         <w:t xml:space="preserve"> (</w:t>
       </w:r>
-      <w:hyperlink w:history="1" r:id="rIdllykzwfzb8yjll0fdmm3c">
+      <w:hyperlink w:history="1" r:id="rIdkacner_h3w-jpeqjcrmj2">
         <w:r>
           <w:rPr>
             <w:rFonts w:ascii="Arial" w:cs="Arial" w:eastAsia="Arial" w:hAnsi="Arial"/>
@@ -12970,10 +12970,10 @@
               <w:spacing w:after="40" w:before="0"/>
               <w:jc w:val="left"/>
               <w:rPr>
-                <w:ins w:id="9067" w:author="Claude (AI) - proposed" w:date="2026-10-15T08:04:06Z"/>
-              </w:rPr>
-            </w:pPr>
-            <w:ins w:id="9066" w:author="Claude (AI) - proposed" w:date="2026-10-15T08:04:06Z">
+                <w:ins w:id="9067" w:author="Claude (AI) - proposed" w:date="2026-10-18T00:31:52Z"/>
+              </w:rPr>
+            </w:pPr>
+            <w:ins w:id="9066" w:author="Claude (AI) - proposed" w:date="2026-10-18T00:31:52Z">
               <w:r>
                 <w:rPr>
                   <w:rFonts w:ascii="Arial" w:cs="Arial" w:eastAsia="Arial" w:hAnsi="Arial"/>
@@ -12995,10 +12995,10 @@
               <w:spacing w:after="40" w:before="0"/>
               <w:jc w:val="left"/>
               <w:rPr>
-                <w:del w:id="9069" w:author="Claude (AI) - proposed" w:date="2026-10-15T08:04:06Z"/>
-              </w:rPr>
-            </w:pPr>
-            <w:del w:id="9068" w:author="Claude (AI) - proposed" w:date="2026-10-15T08:04:06Z">
+                <w:del w:id="9069" w:author="Claude (AI) - proposed" w:date="2026-10-18T00:31:52Z"/>
+              </w:rPr>
+            </w:pPr>
+            <w:del w:id="9068" w:author="Claude (AI) - proposed" w:date="2026-10-18T00:31:52Z">
               <w:r>
                 <w:rPr>
                   <w:rFonts w:ascii="Arial" w:cs="Arial" w:eastAsia="Arial" w:hAnsi="Arial"/>
@@ -13244,7 +13244,7 @@
               </w:rPr>
               <w:t xml:space="preserve">Mama Wanjiru in Kisumu pushes with 40 N on both knives, and the sharp knife cuts because pressure = force / area is larger when area is small (Lessons 2 and 3). Now learners ask a new question about the same idea: does a liquid also push on surfaces, and does that push change with depth? Learners predict how water will squirt from a can with three holes at 5 cm, 10 cm and 15 cm, observe the jets, explain the pattern, and link it to a dam such as Masinga with water 30 m deep, where the base experiences 300 kPa. They add questions to the Driving Question Board and add liquids to the class model,</w:t>
             </w:r>
-            <w:del w:id="9070" w:author="Claude (AI) - proposed" w:date="2026-10-15T08:04:06Z">
+            <w:del w:id="9070" w:author="Claude (AI) - proposed" w:date="2026-10-18T00:31:52Z">
               <w:r>
                 <w:rPr>
                   <w:rFonts w:ascii="Arial" w:cs="Arial" w:eastAsia="Arial" w:hAnsi="Arial"/>
@@ -13259,7 +13259,7 @@
                 <w:delText xml:space="preserve"> </w:delText>
               </w:r>
             </w:del>
-            <w:ins w:id="9071" w:author="Claude (AI) - proposed" w:date="2026-10-15T08:04:06Z">
+            <w:ins w:id="9071" w:author="Claude (AI) - proposed" w:date="2026-10-18T00:31:52Z">
               <w:r>
                 <w:rPr>
                   <w:rFonts w:ascii="Arial" w:cs="Arial" w:eastAsia="Arial" w:hAnsi="Arial"/>
@@ -13287,7 +13287,7 @@
               </w:rPr>
               <w:t xml:space="preserve">with pressure from water acting on the dam wall just as pressure from the knife edge acts on a tomato.</w:t>
             </w:r>
-            <w:ins w:id="9072" w:author="Claude (AI) - proposed" w:date="2026-10-15T08:04:06Z">
+            <w:ins w:id="9072" w:author="Claude (AI) - proposed" w:date="2026-10-18T00:31:52Z">
               <w:r>
                 <w:rPr>
                   <w:rFonts w:ascii="Arial" w:cs="Arial" w:eastAsia="Arial" w:hAnsi="Arial"/>
@@ -13590,7 +13590,7 @@
             <w:pPr>
               <w:spacing w:after="20" w:before="0"/>
             </w:pPr>
-            <w:hyperlink w:history="1" r:id="rIdzmmzgo5g_bjxzzwxcruoi">
+            <w:hyperlink w:history="1" r:id="rIdey6usg7fbqcxmxdmsu_qd">
               <w:r>
                 <w:rPr>
                   <w:rFonts w:ascii="Arial" w:cs="Arial" w:eastAsia="Arial" w:hAnsi="Arial"/>
@@ -13623,7 +13623,7 @@
               <w:spacing w:after="10" w:before="0"/>
               <w:ind w:left="120"/>
             </w:pPr>
-            <w:hyperlink w:history="1" r:id="rIdvpcrls56b3mrr8t5miuha">
+            <w:hyperlink w:history="1" r:id="rIdnh4-fjnz2dgsobbjt6ju8">
               <w:r>
                 <w:rPr>
                   <w:rFonts w:ascii="Arial" w:cs="Arial" w:eastAsia="Arial" w:hAnsi="Arial"/>
@@ -13685,7 +13685,7 @@
               <w:spacing w:after="10" w:before="0"/>
               <w:ind w:left="120"/>
             </w:pPr>
-            <w:hyperlink w:history="1" r:id="rIdr8m8yp_ujwfh0b-enad9c">
+            <w:hyperlink w:history="1" r:id="rId6d9fxjerg6ugh-_lslla-">
               <w:r>
                 <w:rPr>
                   <w:rFonts w:ascii="Arial" w:cs="Arial" w:eastAsia="Arial" w:hAnsi="Arial"/>
@@ -13900,7 +13900,7 @@
             <w:pPr>
               <w:spacing w:after="20" w:before="0"/>
             </w:pPr>
-            <w:hyperlink w:history="1" r:id="rIdhpcuvqrkhjgmw7xpzth22">
+            <w:hyperlink w:history="1" r:id="rIdr0pu3gpzyzavs23dbds_g">
               <w:r>
                 <w:rPr>
                   <w:rFonts w:ascii="Arial" w:cs="Arial" w:eastAsia="Arial" w:hAnsi="Arial"/>
@@ -13933,7 +13933,7 @@
               <w:spacing w:after="10" w:before="0"/>
               <w:ind w:left="120"/>
             </w:pPr>
-            <w:hyperlink w:history="1" r:id="rId_2ofmblfhlk6kvssoi7jm">
+            <w:hyperlink w:history="1" r:id="rId-srckndzdmeaz1ub2uiqh">
               <w:r>
                 <w:rPr>
                   <w:rFonts w:ascii="Arial" w:cs="Arial" w:eastAsia="Arial" w:hAnsi="Arial"/>
@@ -13995,7 +13995,7 @@
               <w:spacing w:after="10" w:before="0"/>
               <w:ind w:left="120"/>
             </w:pPr>
-            <w:hyperlink w:history="1" r:id="rIdblbba34dkyjhxqpik7jum">
+            <w:hyperlink w:history="1" r:id="rIdzx89hujtmoqsldv3djsod">
               <w:r>
                 <w:rPr>
                   <w:rFonts w:ascii="Arial" w:cs="Arial" w:eastAsia="Arial" w:hAnsi="Arial"/>
@@ -14088,7 +14088,7 @@
               </w:rPr>
               <w:t xml:space="preserve">Demonstrate once and give each group their kit. Say: "Remove all three pieces of tape at the same time. Watch where the water lands, and measure from the can to where each jet lands." Circulate and ask: "Which hole squirts farthest? Which squirts the least? What do you notice happens as the water level goes down?" Ask a group: "What does a longer jet tell us about the push of the water?" After data collection, WAIT TIME 10-15 seconds, then cold-call 3 groups for their measurements and draw a class table on the board. Then introduce the values: "</w:t>
             </w:r>
-            <w:del w:id="9073" w:author="Claude (AI) - proposed" w:date="2026-10-15T08:04:06Z">
+            <w:del w:id="9073" w:author="Claude (AI) - proposed" w:date="2026-10-18T00:31:52Z">
               <w:r>
                 <w:rPr>
                   <w:rFonts w:ascii="Arial" w:cs="Arial" w:eastAsia="Arial" w:hAnsi="Arial"/>
@@ -14103,7 +14103,7 @@
                 <w:delText xml:space="preserve">Scientists have measured the pressure</w:delText>
               </w:r>
             </w:del>
-            <w:ins w:id="9074" w:author="Claude (AI) - proposed" w:date="2026-10-15T08:04:06Z">
+            <w:ins w:id="9074" w:author="Claude (AI) - proposed" w:date="2026-10-18T00:31:52Z">
               <w:r>
                 <w:rPr>
                   <w:rFonts w:ascii="Arial" w:cs="Arial" w:eastAsia="Arial" w:hAnsi="Arial"/>
@@ -14131,7 +14131,7 @@
               </w:rPr>
               <w:t xml:space="preserve">: 500 Pa at 5 cm, 1,000 Pa at 10 cm, 1,500 Pa at 15 cm.</w:t>
             </w:r>
-            <w:del w:id="9075" w:author="Claude (AI) - proposed" w:date="2026-10-15T08:04:06Z">
+            <w:del w:id="9075" w:author="Claude (AI) - proposed" w:date="2026-10-18T00:31:52Z">
               <w:r>
                 <w:rPr>
                   <w:rFonts w:ascii="Arial" w:cs="Arial" w:eastAsia="Arial" w:hAnsi="Arial"/>
@@ -14146,7 +14146,7 @@
                 <w:delText xml:space="preserve">"</w:delText>
               </w:r>
             </w:del>
-            <w:ins w:id="9076" w:author="Claude (AI) - proposed" w:date="2026-10-15T08:04:06Z">
+            <w:ins w:id="9076" w:author="Claude (AI) - proposed" w:date="2026-10-18T00:31:52Z">
               <w:r>
                 <w:rPr>
                   <w:rFonts w:ascii="Arial" w:cs="Arial" w:eastAsia="Arial" w:hAnsi="Arial"/>
@@ -14296,7 +14296,7 @@
             <w:pPr>
               <w:spacing w:after="20" w:before="0"/>
             </w:pPr>
-            <w:hyperlink w:history="1" r:id="rId3_mgowgy8slymv5z8kbxs">
+            <w:hyperlink w:history="1" r:id="rIdvcjwktkhw9tu9dveedi7u">
               <w:r>
                 <w:rPr>
                   <w:rFonts w:ascii="Arial" w:cs="Arial" w:eastAsia="Arial" w:hAnsi="Arial"/>
@@ -14329,7 +14329,7 @@
               <w:spacing w:after="10" w:before="0"/>
               <w:ind w:left="120"/>
             </w:pPr>
-            <w:hyperlink w:history="1" r:id="rIde1oik9petk6mfl8benpdj">
+            <w:hyperlink w:history="1" r:id="rIdmgms6_o3te0ab48cnqel0">
               <w:r>
                 <w:rPr>
                   <w:rFonts w:ascii="Arial" w:cs="Arial" w:eastAsia="Arial" w:hAnsi="Arial"/>
@@ -14391,7 +14391,7 @@
               <w:spacing w:after="10" w:before="0"/>
               <w:ind w:left="120"/>
             </w:pPr>
-            <w:hyperlink w:history="1" r:id="rIdl_1o5ltygcsjymjrkfimw">
+            <w:hyperlink w:history="1" r:id="rIdnyvssg8d19n5msezv9p9v">
               <w:r>
                 <w:rPr>
                   <w:rFonts w:ascii="Arial" w:cs="Arial" w:eastAsia="Arial" w:hAnsi="Arial"/>
@@ -14606,7 +14606,7 @@
             <w:pPr>
               <w:spacing w:after="20" w:before="0"/>
             </w:pPr>
-            <w:hyperlink w:history="1" r:id="rIdlkylc5iw_jqqfv5se_b1j">
+            <w:hyperlink w:history="1" r:id="rIddh3swn7egepao_frxg4mf">
               <w:r>
                 <w:rPr>
                   <w:rFonts w:ascii="Arial" w:cs="Arial" w:eastAsia="Arial" w:hAnsi="Arial"/>
@@ -14639,7 +14639,7 @@
               <w:spacing w:after="10" w:before="0"/>
               <w:ind w:left="120"/>
             </w:pPr>
-            <w:hyperlink w:history="1" r:id="rIdgiucbkmfeq5gpa-j_rn4r">
+            <w:hyperlink w:history="1" r:id="rIdjtrz2wnb3lrhdggjf3il2">
               <w:r>
                 <w:rPr>
                   <w:rFonts w:ascii="Arial" w:cs="Arial" w:eastAsia="Arial" w:hAnsi="Arial"/>
@@ -14701,7 +14701,7 @@
               <w:spacing w:after="10" w:before="0"/>
               <w:ind w:left="120"/>
             </w:pPr>
-            <w:hyperlink w:history="1" r:id="rIdvvwo5uft8dw-5crv-sqlt">
+            <w:hyperlink w:history="1" r:id="rId36arrrgqmrixystyudvjo">
               <w:r>
                 <w:rPr>
                   <w:rFonts w:ascii="Arial" w:cs="Arial" w:eastAsia="Arial" w:hAnsi="Arial"/>
@@ -14761,7 +14761,7 @@
               </w:rPr>
               <w:t xml:space="preserve">Learners return to the Driving Question Board with the knife question at the centre: 'Why does a sharp knife cut better than a blunt knife when using the same force?' Each learner writes one new question or answer on a sticky note based on today's evidence. Examples: 'Does the shape of the dam or can change the pressure?' 'Does salty water give a different pressure from fresh water?' 'How can we calculate pressure at 30 m?' They also place a note that answers an earlier question (for example, 'Pressure is force per area, and in liquids it increases with depth'). Groups cluster notes under the </w:t>
             </w:r>
-            <w:del w:id="9077" w:author="Claude (AI) - proposed" w:date="2026-10-15T08:04:06Z">
+            <w:del w:id="9077" w:author="Claude (AI) - proposed" w:date="2026-10-18T00:31:52Z">
               <w:r>
                 <w:rPr>
                   <w:rFonts w:ascii="Arial" w:cs="Arial" w:eastAsia="Arial" w:hAnsi="Arial"/>
@@ -14776,7 +14776,7 @@
                 <w:delText xml:space="preserve">KICD questions: </w:delText>
               </w:r>
             </w:del>
-            <w:ins w:id="9078" w:author="Claude (AI) - proposed" w:date="2026-10-15T08:04:06Z">
+            <w:ins w:id="9078" w:author="Claude (AI) - proposed" w:date="2026-10-18T00:31:52Z">
               <w:r>
                 <w:rPr>
                   <w:rFonts w:ascii="Arial" w:cs="Arial" w:eastAsia="Arial" w:hAnsi="Arial"/>
@@ -14804,7 +14804,7 @@
               </w:rPr>
               <w:t xml:space="preserve">What factors affect pressure in fluids?</w:t>
             </w:r>
-            <w:del w:id="9079" w:author="Claude (AI) - proposed" w:date="2026-10-15T08:04:06Z">
+            <w:del w:id="9079" w:author="Claude (AI) - proposed" w:date="2026-10-18T00:31:52Z">
               <w:r>
                 <w:rPr>
                   <w:rFonts w:ascii="Arial" w:cs="Arial" w:eastAsia="Arial" w:hAnsi="Arial"/>
@@ -14819,7 +14819,7 @@
                 <w:delText xml:space="preserve"> </w:delText>
               </w:r>
             </w:del>
-            <w:ins w:id="9080" w:author="Claude (AI) - proposed" w:date="2026-10-15T08:04:06Z">
+            <w:ins w:id="9080" w:author="Claude (AI) - proposed" w:date="2026-10-18T00:31:52Z">
               <w:r>
                 <w:rPr>
                   <w:rFonts w:ascii="Arial" w:cs="Arial" w:eastAsia="Arial" w:hAnsi="Arial"/>
@@ -14847,7 +14847,7 @@
               </w:rPr>
               <w:t xml:space="preserve">Why does pressure increase with depth?</w:t>
             </w:r>
-            <w:ins w:id="9081" w:author="Claude (AI) - proposed" w:date="2026-10-15T08:04:06Z">
+            <w:ins w:id="9081" w:author="Claude (AI) - proposed" w:date="2026-10-18T00:31:52Z">
               <w:r>
                 <w:rPr>
                   <w:rFonts w:ascii="Arial" w:cs="Arial" w:eastAsia="Arial" w:hAnsi="Arial"/>
@@ -15017,7 +15017,7 @@
             <w:pPr>
               <w:spacing w:after="20" w:before="0"/>
             </w:pPr>
-            <w:hyperlink w:history="1" r:id="rIdodroearflpibcyqwdlppc">
+            <w:hyperlink w:history="1" r:id="rIdqyioplsemigud60zqdqlm">
               <w:r>
                 <w:rPr>
                   <w:rFonts w:ascii="Arial" w:cs="Arial" w:eastAsia="Arial" w:hAnsi="Arial"/>
@@ -15066,7 +15066,7 @@
               <w:spacing w:after="10" w:before="0"/>
               <w:ind w:left="120"/>
             </w:pPr>
-            <w:hyperlink w:history="1" r:id="rIdx2jsz2r1yp5hzo3dxwmjc">
+            <w:hyperlink w:history="1" r:id="rId1hecljjfq7owyu7app-6r">
               <w:r>
                 <w:rPr>
                   <w:rFonts w:ascii="Arial" w:cs="Arial" w:eastAsia="Arial" w:hAnsi="Arial"/>
@@ -15128,7 +15128,7 @@
               <w:spacing w:after="10" w:before="0"/>
               <w:ind w:left="120"/>
             </w:pPr>
-            <w:hyperlink w:history="1" r:id="rIdl2ms1xzukdr2ohjoijjjr">
+            <w:hyperlink w:history="1" r:id="rId7fkyooyzitjjydwz4gng8">
               <w:r>
                 <w:rPr>
                   <w:rFonts w:ascii="Arial" w:cs="Arial" w:eastAsia="Arial" w:hAnsi="Arial"/>
@@ -15668,7 +15668,7 @@
         </w:rPr>
         <w:t xml:space="preserve">© 2026 SeaVuria and ARES. Aligned with KICD objectives. Developed by SeaVuria; technical implementation by ARES (with AI assistance from Claude). Licensed under </w:t>
       </w:r>
-      <w:hyperlink w:history="1" r:id="rIdd2dg-7o13el5b8eo_bpl_">
+      <w:hyperlink w:history="1" r:id="rIdz-tvpnxppjdl7vjbge5ei">
         <w:r>
           <w:rPr>
             <w:rFonts w:ascii="Arial" w:cs="Arial" w:eastAsia="Arial" w:hAnsi="Arial"/>
@@ -15689,7 +15689,7 @@
         </w:rPr>
         <w:t xml:space="preserve"> (</w:t>
       </w:r>
-      <w:hyperlink w:history="1" r:id="rIdtigd1uigg3tgpjhn_hixa">
+      <w:hyperlink w:history="1" r:id="rId6yyj3wamxap3_eq0lvaz7">
         <w:r>
           <w:rPr>
             <w:rFonts w:ascii="Arial" w:cs="Arial" w:eastAsia="Arial" w:hAnsi="Arial"/>
@@ -16074,7 +16074,7 @@
               </w:rPr>
               <w:t xml:space="preserve">Predicting, observing </w:t>
             </w:r>
-            <w:del w:id="9082" w:author="Claude (AI) - proposed" w:date="2026-10-15T08:04:06Z">
+            <w:del w:id="9082" w:author="Claude (AI) - proposed" w:date="2026-10-18T00:31:52Z">
               <w:r>
                 <w:rPr>
                   <w:rFonts w:ascii="Arial" w:cs="Arial" w:eastAsia="Arial" w:hAnsi="Arial"/>
@@ -16089,7 +16089,7 @@
                 <w:delText xml:space="preserve">and comparing the spurt of liquid</w:delText>
               </w:r>
             </w:del>
-            <w:ins w:id="9083" w:author="Claude (AI) - proposed" w:date="2026-10-15T08:04:06Z">
+            <w:ins w:id="9083" w:author="Claude (AI) - proposed" w:date="2026-10-18T00:31:52Z">
               <w:r>
                 <w:rPr>
                   <w:rFonts w:ascii="Arial" w:cs="Arial" w:eastAsia="Arial" w:hAnsi="Arial"/>
@@ -16117,7 +16117,7 @@
               </w:rPr>
               <w:t xml:space="preserve"> from holes at the same depth in different liquids</w:t>
             </w:r>
-            <w:ins w:id="9084" w:author="Claude (AI) - proposed" w:date="2026-10-15T08:04:06Z">
+            <w:ins w:id="9084" w:author="Claude (AI) - proposed" w:date="2026-10-18T00:31:52Z">
               <w:r>
                 <w:rPr>
                   <w:rFonts w:ascii="Arial" w:cs="Arial" w:eastAsia="Arial" w:hAnsi="Arial"/>
@@ -16268,10 +16268,10 @@
               <w:spacing w:after="40" w:before="0"/>
               <w:jc w:val="left"/>
               <w:rPr>
-                <w:ins w:id="9086" w:author="Claude (AI) - proposed" w:date="2026-10-15T08:04:06Z"/>
-              </w:rPr>
-            </w:pPr>
-            <w:ins w:id="9085" w:author="Claude (AI) - proposed" w:date="2026-10-15T08:04:06Z">
+                <w:ins w:id="9086" w:author="Claude (AI) - proposed" w:date="2026-10-18T00:31:52Z"/>
+              </w:rPr>
+            </w:pPr>
+            <w:ins w:id="9085" w:author="Claude (AI) - proposed" w:date="2026-10-18T00:31:52Z">
               <w:r>
                 <w:rPr>
                   <w:rFonts w:ascii="Arial" w:cs="Arial" w:eastAsia="Arial" w:hAnsi="Arial"/>
@@ -16293,10 +16293,10 @@
               <w:spacing w:after="40" w:before="0"/>
               <w:jc w:val="left"/>
               <w:rPr>
-                <w:del w:id="9088" w:author="Claude (AI) - proposed" w:date="2026-10-15T08:04:06Z"/>
-              </w:rPr>
-            </w:pPr>
-            <w:del w:id="9087" w:author="Claude (AI) - proposed" w:date="2026-10-15T08:04:06Z">
+                <w:del w:id="9088" w:author="Claude (AI) - proposed" w:date="2026-10-18T00:31:52Z"/>
+              </w:rPr>
+            </w:pPr>
+            <w:del w:id="9087" w:author="Claude (AI) - proposed" w:date="2026-10-18T00:31:52Z">
               <w:r>
                 <w:rPr>
                   <w:rFonts w:ascii="Arial" w:cs="Arial" w:eastAsia="Arial" w:hAnsi="Arial"/>
@@ -16542,7 +16542,7 @@
               </w:rPr>
               <w:t xml:space="preserve">Mama Wanjiru's knives showed that the same 40 N of force can give very different pressures. Today learners ask what makes the pressure in a liquid larger or smaller. Building on Lesson 4, where lower holes in a can squirted farther, groups compare water, salt water and cooking oil at the same depth of 10 cm and predict which liquid </w:t>
             </w:r>
-            <w:del w:id="9089" w:author="Claude (AI) - proposed" w:date="2026-10-15T08:04:06Z">
+            <w:del w:id="9089" w:author="Claude (AI) - proposed" w:date="2026-10-18T00:31:52Z">
               <w:r>
                 <w:rPr>
                   <w:rFonts w:ascii="Arial" w:cs="Arial" w:eastAsia="Arial" w:hAnsi="Arial"/>
@@ -16557,7 +16557,7 @@
                 <w:delText xml:space="preserve">squirts farthest</w:delText>
               </w:r>
             </w:del>
-            <w:ins w:id="9090" w:author="Claude (AI) - proposed" w:date="2026-10-15T08:04:06Z">
+            <w:ins w:id="9090" w:author="Claude (AI) - proposed" w:date="2026-10-18T00:31:52Z">
               <w:r>
                 <w:rPr>
                   <w:rFonts w:ascii="Arial" w:cs="Arial" w:eastAsia="Arial" w:hAnsi="Arial"/>
@@ -16585,7 +16585,7 @@
               </w:rPr>
               <w:t xml:space="preserve">. They then look at tall, wide and narrow containers with the same depth, and at holes pointing in different directions at the same depth. They use the data (1,000 Pa, 1,030 Pa and 920 Pa) to conclude that pressure depends on depth and density, not on container shape or amount of liquid, and acts equally in all directions at the same depth. Learners add new questions to the Driving Question Board and revise the class model.</w:t>
             </w:r>
-            <w:ins w:id="9091" w:author="Claude (AI) - proposed" w:date="2026-10-15T08:04:06Z">
+            <w:ins w:id="9091" w:author="Claude (AI) - proposed" w:date="2026-10-18T00:31:52Z">
               <w:r>
                 <w:rPr>
                   <w:rFonts w:ascii="Arial" w:cs="Arial" w:eastAsia="Arial" w:hAnsi="Arial"/>
@@ -16888,7 +16888,7 @@
             <w:pPr>
               <w:spacing w:after="20" w:before="0"/>
             </w:pPr>
-            <w:hyperlink w:history="1" r:id="rIdeph_6ey33s-y2ae8kk_gz">
+            <w:hyperlink w:history="1" r:id="rIdueiuv6d2tsbrl5nolnwu2">
               <w:r>
                 <w:rPr>
                   <w:rFonts w:ascii="Arial" w:cs="Arial" w:eastAsia="Arial" w:hAnsi="Arial"/>
@@ -16921,7 +16921,7 @@
               <w:spacing w:after="10" w:before="0"/>
               <w:ind w:left="120"/>
             </w:pPr>
-            <w:hyperlink w:history="1" r:id="rIdosyz-tba_qskprtkl-dqs">
+            <w:hyperlink w:history="1" r:id="rIdhoxns-0cqaq7tdlvubwnc">
               <w:r>
                 <w:rPr>
                   <w:rFonts w:ascii="Arial" w:cs="Arial" w:eastAsia="Arial" w:hAnsi="Arial"/>
@@ -16966,7 +16966,7 @@
             <w:pPr>
               <w:spacing w:after="20" w:before="0"/>
             </w:pPr>
-            <w:hyperlink w:history="1" r:id="rIdwmd7193n2az6rtcawphhv">
+            <w:hyperlink w:history="1" r:id="rIdiya66ug4biirv3smq_qxy">
               <w:r>
                 <w:rPr>
                   <w:rFonts w:ascii="Arial" w:cs="Arial" w:eastAsia="Arial" w:hAnsi="Arial"/>
@@ -16999,7 +16999,7 @@
               <w:spacing w:after="10" w:before="0"/>
               <w:ind w:left="120"/>
             </w:pPr>
-            <w:hyperlink w:history="1" r:id="rIdmbka9rodtpoqckfknovqb">
+            <w:hyperlink w:history="1" r:id="rIdoten-5nd9_r3gxx9cxmvr">
               <w:r>
                 <w:rPr>
                   <w:rFonts w:ascii="Arial" w:cs="Arial" w:eastAsia="Arial" w:hAnsi="Arial"/>
@@ -17044,7 +17044,7 @@
               </w:rPr>
               <w:t xml:space="preserve">Learners recall Mama Wanjiru's kitchen and the can with holes from Lesson 4, where the lowest hole squirted farthest. They see three identical cans, each with a hole at 10 cm depth, filled to the same level with water, salt water and cooking oil. Individually they write a prediction: which liquid will </w:t>
             </w:r>
-            <w:del w:id="9092" w:author="Claude (AI) - proposed" w:date="2026-10-15T08:04:06Z">
+            <w:del w:id="9092" w:author="Claude (AI) - proposed" w:date="2026-10-18T00:31:52Z">
               <w:r>
                 <w:rPr>
                   <w:rFonts w:ascii="Arial" w:cs="Arial" w:eastAsia="Arial" w:hAnsi="Arial"/>
@@ -17059,7 +17059,7 @@
                 <w:delText xml:space="preserve">squirt farthest</w:delText>
               </w:r>
             </w:del>
-            <w:ins w:id="9093" w:author="Claude (AI) - proposed" w:date="2026-10-15T08:04:06Z">
+            <w:ins w:id="9093" w:author="Claude (AI) - proposed" w:date="2026-10-18T00:31:52Z">
               <w:r>
                 <w:rPr>
                   <w:rFonts w:ascii="Arial" w:cs="Arial" w:eastAsia="Arial" w:hAnsi="Arial"/>
@@ -17242,7 +17242,7 @@
             <w:pPr>
               <w:spacing w:after="20" w:before="0"/>
             </w:pPr>
-            <w:hyperlink w:history="1" r:id="rIdilht8tfndpkinnlnfpsgr">
+            <w:hyperlink w:history="1" r:id="rIdiaip-l8r2pauz56d08g5c">
               <w:r>
                 <w:rPr>
                   <w:rFonts w:ascii="Arial" w:cs="Arial" w:eastAsia="Arial" w:hAnsi="Arial"/>
@@ -17275,7 +17275,7 @@
               <w:spacing w:after="10" w:before="0"/>
               <w:ind w:left="120"/>
             </w:pPr>
-            <w:hyperlink w:history="1" r:id="rIdd7nodvqs_g2xwwt9kuyox">
+            <w:hyperlink w:history="1" r:id="rIdxac9yhfb5bbbr2qu33kve">
               <w:r>
                 <w:rPr>
                   <w:rFonts w:ascii="Arial" w:cs="Arial" w:eastAsia="Arial" w:hAnsi="Arial"/>
@@ -17320,7 +17320,7 @@
             <w:pPr>
               <w:spacing w:after="20" w:before="0"/>
             </w:pPr>
-            <w:hyperlink w:history="1" r:id="rIdpo2wwnw7pvhcub6q-_t3q">
+            <w:hyperlink w:history="1" r:id="rIdne3gay4ir0ovo6f-ntonp">
               <w:r>
                 <w:rPr>
                   <w:rFonts w:ascii="Arial" w:cs="Arial" w:eastAsia="Arial" w:hAnsi="Arial"/>
@@ -17353,7 +17353,7 @@
               <w:spacing w:after="10" w:before="0"/>
               <w:ind w:left="120"/>
             </w:pPr>
-            <w:hyperlink w:history="1" r:id="rIddfqoz5f_iwvhoum0qnccv">
+            <w:hyperlink w:history="1" r:id="rIdgcgbzs9ipye8dm_cpjaov">
               <w:r>
                 <w:rPr>
                   <w:rFonts w:ascii="Arial" w:cs="Arial" w:eastAsia="Arial" w:hAnsi="Arial"/>
@@ -17398,7 +17398,7 @@
               </w:rPr>
               <w:t xml:space="preserve">In groups of four, learners carry out three short investigations over a tray. Investigation A (density): three identical plastic bottles with a hole at 10 cm (0.10 m) are filled to the same level with water, salt water and cooking oil. Learners </w:t>
             </w:r>
-            <w:del w:id="9094" w:author="Claude (AI) - proposed" w:date="2026-10-15T08:04:06Z">
+            <w:del w:id="9094" w:author="Claude (AI) - proposed" w:date="2026-10-18T00:31:52Z">
               <w:r>
                 <w:rPr>
                   <w:rFonts w:ascii="Arial" w:cs="Arial" w:eastAsia="Arial" w:hAnsi="Arial"/>
@@ -17413,7 +17413,7 @@
                 <w:delText xml:space="preserve">observe and measure how far each stream lands on the tray, using a ruler, and record this</w:delText>
               </w:r>
             </w:del>
-            <w:ins w:id="9095" w:author="Claude (AI) - proposed" w:date="2026-10-15T08:04:06Z">
+            <w:ins w:id="9095" w:author="Claude (AI) - proposed" w:date="2026-10-18T00:31:52Z">
               <w:r>
                 <w:rPr>
                   <w:rFonts w:ascii="Arial" w:cs="Arial" w:eastAsia="Arial" w:hAnsi="Arial"/>
@@ -17474,7 +17474,7 @@
               </w:rPr>
               <w:t xml:space="preserve">Set up with trays and say: 'Keep the depth the same. Only the liquid changes. Why do we do that?' Cold-call 2 groups to explain fair testing. Circulate and ask: '</w:t>
             </w:r>
-            <w:del w:id="9096" w:author="Claude (AI) - proposed" w:date="2026-10-15T08:04:06Z">
+            <w:del w:id="9096" w:author="Claude (AI) - proposed" w:date="2026-10-18T00:31:52Z">
               <w:r>
                 <w:rPr>
                   <w:rFonts w:ascii="Arial" w:cs="Arial" w:eastAsia="Arial" w:hAnsi="Arial"/>
@@ -17489,7 +17489,7 @@
                 <w:delText xml:space="preserve">Which stream goes farthest? How do you know</w:delText>
               </w:r>
             </w:del>
-            <w:ins w:id="9097" w:author="Claude (AI) - proposed" w:date="2026-10-15T08:04:06Z">
+            <w:ins w:id="9097" w:author="Claude (AI) - proposed" w:date="2026-10-18T00:31:52Z">
               <w:r>
                 <w:rPr>
                   <w:rFonts w:ascii="Arial" w:cs="Arial" w:eastAsia="Arial" w:hAnsi="Arial"/>
@@ -17517,7 +17517,7 @@
               </w:rPr>
               <w:t xml:space="preserve">?' and 'Does 1,030 Pa compared with 920 Pa fit with </w:t>
             </w:r>
-            <w:del w:id="9098" w:author="Claude (AI) - proposed" w:date="2026-10-15T08:04:06Z">
+            <w:del w:id="9098" w:author="Claude (AI) - proposed" w:date="2026-10-18T00:31:52Z">
               <w:r>
                 <w:rPr>
                   <w:rFonts w:ascii="Arial" w:cs="Arial" w:eastAsia="Arial" w:hAnsi="Arial"/>
@@ -17532,7 +17532,7 @@
                 <w:delText xml:space="preserve">what you see</w:delText>
               </w:r>
             </w:del>
-            <w:ins w:id="9099" w:author="Claude (AI) - proposed" w:date="2026-10-15T08:04:06Z">
+            <w:ins w:id="9099" w:author="Claude (AI) - proposed" w:date="2026-10-18T00:31:52Z">
               <w:r>
                 <w:rPr>
                   <w:rFonts w:ascii="Arial" w:cs="Arial" w:eastAsia="Arial" w:hAnsi="Arial"/>
@@ -17682,7 +17682,7 @@
             <w:pPr>
               <w:spacing w:after="20" w:before="0"/>
             </w:pPr>
-            <w:hyperlink w:history="1" r:id="rIdtm1wcxjjo0bt9ctvnktf1">
+            <w:hyperlink w:history="1" r:id="rIdjwyslslgm3l-ubmbkotxt">
               <w:r>
                 <w:rPr>
                   <w:rFonts w:ascii="Arial" w:cs="Arial" w:eastAsia="Arial" w:hAnsi="Arial"/>
@@ -17715,7 +17715,7 @@
               <w:spacing w:after="10" w:before="0"/>
               <w:ind w:left="120"/>
             </w:pPr>
-            <w:hyperlink w:history="1" r:id="rIdnd8vlgukkwaic6kumop_a">
+            <w:hyperlink w:history="1" r:id="rIdfemftxg9iu3ivaqt2aee5">
               <w:r>
                 <w:rPr>
                   <w:rFonts w:ascii="Arial" w:cs="Arial" w:eastAsia="Arial" w:hAnsi="Arial"/>
@@ -17760,7 +17760,7 @@
             <w:pPr>
               <w:spacing w:after="20" w:before="0"/>
             </w:pPr>
-            <w:hyperlink w:history="1" r:id="rIdycmcbz2j9wpbq26pfmfbb">
+            <w:hyperlink w:history="1" r:id="rIdjmxsiuzmdjv6ugtyey47u">
               <w:r>
                 <w:rPr>
                   <w:rFonts w:ascii="Arial" w:cs="Arial" w:eastAsia="Arial" w:hAnsi="Arial"/>
@@ -17809,7 +17809,7 @@
               <w:spacing w:after="10" w:before="0"/>
               <w:ind w:left="120"/>
             </w:pPr>
-            <w:hyperlink w:history="1" r:id="rIdhvprmhn7wp1w_ckyfo_ai">
+            <w:hyperlink w:history="1" r:id="rId9obu-x9h5ifgz8dy7fncc">
               <w:r>
                 <w:rPr>
                   <w:rFonts w:ascii="Arial" w:cs="Arial" w:eastAsia="Arial" w:hAnsi="Arial"/>
@@ -18009,7 +18009,7 @@
             <w:pPr>
               <w:spacing w:after="20" w:before="0"/>
             </w:pPr>
-            <w:hyperlink w:history="1" r:id="rIdizdkbimlznlorlv-kxjqf">
+            <w:hyperlink w:history="1" r:id="rId1diqzkdwurorv8sw752pc">
               <w:r>
                 <w:rPr>
                   <w:rFonts w:ascii="Arial" w:cs="Arial" w:eastAsia="Arial" w:hAnsi="Arial"/>
@@ -18042,7 +18042,7 @@
               <w:spacing w:after="10" w:before="0"/>
               <w:ind w:left="120"/>
             </w:pPr>
-            <w:hyperlink w:history="1" r:id="rIdx4l9fow_r9a7c2vlyft_z">
+            <w:hyperlink w:history="1" r:id="rIdhhokwivyl4botdh98fhh_">
               <w:r>
                 <w:rPr>
                   <w:rFonts w:ascii="Arial" w:cs="Arial" w:eastAsia="Arial" w:hAnsi="Arial"/>
@@ -18087,7 +18087,7 @@
             <w:pPr>
               <w:spacing w:after="20" w:before="0"/>
             </w:pPr>
-            <w:hyperlink w:history="1" r:id="rIdamezts5a6qvomfwncgyus">
+            <w:hyperlink w:history="1" r:id="rIdrqdfikt2gzsl7md-rixob">
               <w:r>
                 <w:rPr>
                   <w:rFonts w:ascii="Arial" w:cs="Arial" w:eastAsia="Arial" w:hAnsi="Arial"/>
@@ -18136,7 +18136,7 @@
               <w:spacing w:after="10" w:before="0"/>
               <w:ind w:left="120"/>
             </w:pPr>
-            <w:hyperlink w:history="1" r:id="rIdizkcqraidwontfvugj1f3">
+            <w:hyperlink w:history="1" r:id="rIdmbepw7vz7s59eya8mdqqv">
               <w:r>
                 <w:rPr>
                   <w:rFonts w:ascii="Arial" w:cs="Arial" w:eastAsia="Arial" w:hAnsi="Arial"/>
@@ -18181,7 +18181,7 @@
               </w:rPr>
               <w:t xml:space="preserve">Learners return to the Driving Question Board with the central question about why a sharp knife cuts better than a blunt knife with the same force. They place sticky notes on the board in three ways: (a) mark questions that Lessons 4 and 5 have partly answered, such as 'Does the depth matter in liquids?' and 'Does the liquid type matter?'; (b) add new questions that arose, for example 'How can we calculate the pressure in a liquid?', 'Does air also press on us like water does?', and 'Why do dams need thicker walls at the bottom?'; (c) connect questions to the knives, for example 'Is pressure in the knife also a matter of just one quantity?' They sort the questions under the </w:t>
             </w:r>
-            <w:del w:id="9100" w:author="Claude (AI) - proposed" w:date="2026-10-15T08:04:06Z">
+            <w:del w:id="9100" w:author="Claude (AI) - proposed" w:date="2026-10-18T00:31:52Z">
               <w:r>
                 <w:rPr>
                   <w:rFonts w:ascii="Arial" w:cs="Arial" w:eastAsia="Arial" w:hAnsi="Arial"/>
@@ -18196,7 +18196,7 @@
                 <w:delText xml:space="preserve">KICD inquiry</w:delText>
               </w:r>
             </w:del>
-            <w:ins w:id="9101" w:author="Claude (AI) - proposed" w:date="2026-10-15T08:04:06Z">
+            <w:ins w:id="9101" w:author="Claude (AI) - proposed" w:date="2026-10-18T00:31:52Z">
               <w:r>
                 <w:rPr>
                   <w:rFonts w:ascii="Arial" w:cs="Arial" w:eastAsia="Arial" w:hAnsi="Arial"/>
@@ -18379,7 +18379,7 @@
             <w:pPr>
               <w:spacing w:after="20" w:before="0"/>
             </w:pPr>
-            <w:hyperlink w:history="1" r:id="rIdazylvzlihfjuopzrhtrh7">
+            <w:hyperlink w:history="1" r:id="rId8_afowhokpa4ravom1rd3">
               <w:r>
                 <w:rPr>
                   <w:rFonts w:ascii="Arial" w:cs="Arial" w:eastAsia="Arial" w:hAnsi="Arial"/>
@@ -18428,7 +18428,7 @@
               <w:spacing w:after="10" w:before="0"/>
               <w:ind w:left="120"/>
             </w:pPr>
-            <w:hyperlink w:history="1" r:id="rIdcu6hoowt3yciioexhxqeg">
+            <w:hyperlink w:history="1" r:id="rIdug55ijwx-kruxfpptdgzd">
               <w:r>
                 <w:rPr>
                   <w:rFonts w:ascii="Arial" w:cs="Arial" w:eastAsia="Arial" w:hAnsi="Arial"/>
@@ -18473,7 +18473,7 @@
             <w:pPr>
               <w:spacing w:after="20" w:before="0"/>
             </w:pPr>
-            <w:hyperlink w:history="1" r:id="rId1okm4lxb9zqrk0i2r_gxp">
+            <w:hyperlink w:history="1" r:id="rIdinw6ocksdmpuyqddgx1c1">
               <w:r>
                 <w:rPr>
                   <w:rFonts w:ascii="Arial" w:cs="Arial" w:eastAsia="Arial" w:hAnsi="Arial"/>
@@ -18522,7 +18522,7 @@
               <w:spacing w:after="10" w:before="0"/>
               <w:ind w:left="120"/>
             </w:pPr>
-            <w:hyperlink w:history="1" r:id="rIdztsu0ydfauo7gk_eheln5">
+            <w:hyperlink w:history="1" r:id="rIdwihuid9noo0fmt9spoeox">
               <w:r>
                 <w:rPr>
                   <w:rFonts w:ascii="Arial" w:cs="Arial" w:eastAsia="Arial" w:hAnsi="Arial"/>
@@ -18761,7 +18761,7 @@
               </w:rPr>
               <w:t xml:space="preserve">After the lesson ask yourself: Did learners keep depth constant when comparing liquids, or did some groups change two things at once? How many still believed that more water or a wider container means more pressure after Investigation B, and what evidence moved them? Did learners notice that pressure is equal in all directions at the same depth, or did they focus only on downward pressure? Were the salt water and oil differences (1,030 Pa and 920 Pa compared with 1,000 Pa) too small for learners to see in the streams, and </w:t>
             </w:r>
-            <w:del w:id="9102" w:author="Claude (AI) - proposed" w:date="2026-10-15T08:04:06Z">
+            <w:del w:id="9102" w:author="Claude (AI) - proposed" w:date="2026-10-18T00:31:52Z">
               <w:r>
                 <w:rPr>
                   <w:rFonts w:ascii="Arial" w:cs="Arial" w:eastAsia="Arial" w:hAnsi="Arial"/>
@@ -18776,7 +18776,7 @@
                 <w:delText xml:space="preserve">would readings from a gauge or a table help more</w:delText>
               </w:r>
             </w:del>
-            <w:ins w:id="9103" w:author="Claude (AI) - proposed" w:date="2026-10-15T08:04:06Z">
+            <w:ins w:id="9103" w:author="Claude (AI) - proposed" w:date="2026-10-18T00:31:52Z">
               <w:r>
                 <w:rPr>
                   <w:rFonts w:ascii="Arial" w:cs="Arial" w:eastAsia="Arial" w:hAnsi="Arial"/>
@@ -19090,7 +19090,7 @@
         </w:rPr>
         <w:t xml:space="preserve">© 2026 SeaVuria and ARES. Aligned with KICD objectives. Developed by SeaVuria; technical implementation by ARES (with AI assistance from Claude). Licensed under </w:t>
       </w:r>
-      <w:hyperlink w:history="1" r:id="rIdg4eyv7v7dhyx0hcriiynk">
+      <w:hyperlink w:history="1" r:id="rId3ok_w9wy_zicemprxoe-g">
         <w:r>
           <w:rPr>
             <w:rFonts w:ascii="Arial" w:cs="Arial" w:eastAsia="Arial" w:hAnsi="Arial"/>
@@ -19111,7 +19111,7 @@
         </w:rPr>
         <w:t xml:space="preserve"> (</w:t>
       </w:r>
-      <w:hyperlink w:history="1" r:id="rIdnety_yys28givzdcfntjf">
+      <w:hyperlink w:history="1" r:id="rIdwgcesnfkqct2pflva48eu">
         <w:r>
           <w:rPr>
             <w:rFonts w:ascii="Arial" w:cs="Arial" w:eastAsia="Arial" w:hAnsi="Arial"/>
@@ -19188,7 +19188,7 @@
               </w:rPr>
               <w:t xml:space="preserve">LESSON 6 (</w:t>
             </w:r>
-            <w:del w:id="9104" w:author="Claude (AI) - proposed" w:date="2026-10-15T08:04:06Z">
+            <w:del w:id="9104" w:author="Claude (AI) - proposed" w:date="2026-10-18T00:31:52Z">
               <w:r>
                 <w:rPr>
                   <w:rFonts w:ascii="Arial" w:cs="Arial" w:eastAsia="Arial" w:hAnsi="Arial"/>
@@ -19203,7 +19203,7 @@
                 <w:delText xml:space="preserve">40 minutes (one lesson; or 2 x 40 minutes if the derivation is done at a relaxed pace</w:delText>
               </w:r>
             </w:del>
-            <w:ins w:id="9105" w:author="Claude (AI) - proposed" w:date="2026-10-15T08:04:06Z">
+            <w:ins w:id="9105" w:author="Claude (AI) - proposed" w:date="2026-10-18T00:31:52Z">
               <w:r>
                 <w:rPr>
                   <w:rFonts w:ascii="Arial" w:cs="Arial" w:eastAsia="Arial" w:hAnsi="Arial"/>
@@ -19471,7 +19471,7 @@
               </w:rPr>
               <w:t xml:space="preserve">By the end of the lesson, the learner should be able to: (a) explain that the pressure at a depth in a liquid comes from the weight of the liquid column above it; (b) derive P = ρgh using P = F/A, W = mg and m = ρV; (c) state that liquid pressure depends on density ρ and depth h, not on the area of the column; (d) calculate liquid pressure using P = ρgh, with g = 10 N/kg, giving answers in Pa and kPa.</w:t>
             </w:r>
-            <w:ins w:id="9106" w:author="Claude (AI) - proposed" w:date="2026-10-15T08:04:06Z">
+            <w:ins w:id="9106" w:author="Claude (AI) - proposed" w:date="2026-10-18T00:31:52Z">
               <w:r>
                 <w:rPr>
                   <w:rFonts w:ascii="Arial" w:cs="Arial" w:eastAsia="Arial" w:hAnsi="Arial"/>
@@ -19690,7 +19690,7 @@
               </w:rPr>
               <w:t xml:space="preserve">KICD </w:t>
             </w:r>
-            <w:del w:id="9107" w:author="Claude (AI) - proposed" w:date="2026-10-15T08:04:06Z">
+            <w:del w:id="9107" w:author="Claude (AI) - proposed" w:date="2026-10-18T00:31:52Z">
               <w:r>
                 <w:rPr>
                   <w:rFonts w:ascii="Arial" w:cs="Arial" w:eastAsia="Arial" w:hAnsi="Arial"/>
@@ -19705,7 +19705,7 @@
                 <w:delText xml:space="preserve">Key Inquiry Questions addressed</w:delText>
               </w:r>
             </w:del>
-            <w:ins w:id="9108" w:author="Claude (AI) - proposed" w:date="2026-10-15T08:04:06Z">
+            <w:ins w:id="9108" w:author="Claude (AI) - proposed" w:date="2026-10-18T00:31:52Z">
               <w:r>
                 <w:rPr>
                   <w:rFonts w:ascii="Arial" w:cs="Arial" w:eastAsia="Arial" w:hAnsi="Arial"/>
@@ -19733,7 +19733,7 @@
               </w:rPr>
               <w:t xml:space="preserve">: 'What factors affect pressure in fluids?' and 'Why does pressure increase with depth?'</w:t>
             </w:r>
-            <w:ins w:id="9109" w:author="Claude (AI) - proposed" w:date="2026-10-15T08:04:06Z">
+            <w:ins w:id="9109" w:author="Claude (AI) - proposed" w:date="2026-10-18T00:31:52Z">
               <w:r>
                 <w:rPr>
                   <w:rFonts w:ascii="Arial" w:cs="Arial" w:eastAsia="Arial" w:hAnsi="Arial"/>
@@ -19992,7 +19992,7 @@
               </w:rPr>
               <w:t xml:space="preserve">Learners begin by predicting how the pressure at the bottom of Lake Victoria changes as they go deeper and whether the width of the lake matters. In the Observe Phase they use a model of a column of water (a tall transparent container or paper drawing with a 1 m2 base) and the data from earlier lessons (brick on flour, can with holes) to build up the derivation step by step: P = F/A, the force is the weight W = mg, mass m = ρV, and V = Ah, so P = ρgh. They then calculate pressures at 10 m, 20 m and 40 m in Lake Victoria (100 kPa, 200 kPa, 400 kPa) and at the base of a 30 m dam (300 kPa). In the Explain Phase they link the result back to the knife: P = F/A always needs force and area, and just as the knife edge changes area while the force stays the same (40 N), in liquids the area cancels, leaving depth and density as the only factors.</w:t>
             </w:r>
-            <w:del w:id="9110" w:author="Claude (AI) - proposed" w:date="2026-10-15T08:04:06Z">
+            <w:del w:id="9110" w:author="Claude (AI) - proposed" w:date="2026-10-18T00:31:52Z">
               <w:r>
                 <w:rPr>
                   <w:rFonts w:ascii="Arial" w:cs="Arial" w:eastAsia="Arial" w:hAnsi="Arial"/>
@@ -20007,7 +20007,7 @@
                 <w:delText xml:space="preserve"> </w:delText>
               </w:r>
             </w:del>
-            <w:ins w:id="9111" w:author="Claude (AI) - proposed" w:date="2026-10-15T08:04:06Z">
+            <w:ins w:id="9111" w:author="Claude (AI) - proposed" w:date="2026-10-18T00:31:52Z">
               <w:r>
                 <w:rPr>
                   <w:rFonts w:ascii="Arial" w:cs="Arial" w:eastAsia="Arial" w:hAnsi="Arial"/>
@@ -20035,7 +20035,7 @@
               </w:rPr>
               <w:t xml:space="preserve">The lesson ends with updating the DQB and the class model.</w:t>
             </w:r>
-            <w:ins w:id="9112" w:author="Claude (AI) - proposed" w:date="2026-10-15T08:04:06Z">
+            <w:ins w:id="9112" w:author="Claude (AI) - proposed" w:date="2026-10-18T00:31:52Z">
               <w:r>
                 <w:rPr>
                   <w:rFonts w:ascii="Arial" w:cs="Arial" w:eastAsia="Arial" w:hAnsi="Arial"/>
@@ -20338,7 +20338,7 @@
             <w:pPr>
               <w:spacing w:after="20" w:before="0"/>
             </w:pPr>
-            <w:hyperlink w:history="1" r:id="rIdb9drkbrnqm0zlh9le8ugh">
+            <w:hyperlink w:history="1" r:id="rIdaz2tv6ex-dwsdmvsvv_kg">
               <w:r>
                 <w:rPr>
                   <w:rFonts w:ascii="Arial" w:cs="Arial" w:eastAsia="Arial" w:hAnsi="Arial"/>
@@ -20371,7 +20371,7 @@
               <w:spacing w:after="10" w:before="0"/>
               <w:ind w:left="120"/>
             </w:pPr>
-            <w:hyperlink w:history="1" r:id="rIdxpmwpwymxecz8ew9n0ycc">
+            <w:hyperlink w:history="1" r:id="rIdwcifxzorykcrrj3taytbb">
               <w:r>
                 <w:rPr>
                   <w:rFonts w:ascii="Arial" w:cs="Arial" w:eastAsia="Arial" w:hAnsi="Arial"/>
@@ -20416,7 +20416,7 @@
             <w:pPr>
               <w:spacing w:after="20" w:before="0"/>
             </w:pPr>
-            <w:hyperlink w:history="1" r:id="rIdtaztdbda43qxx0i7jhkh2">
+            <w:hyperlink w:history="1" r:id="rIdpu7eiepk79cwkyymzbjq5">
               <w:r>
                 <w:rPr>
                   <w:rFonts w:ascii="Arial" w:cs="Arial" w:eastAsia="Arial" w:hAnsi="Arial"/>
@@ -20465,7 +20465,7 @@
               <w:spacing w:after="10" w:before="0"/>
               <w:ind w:left="120"/>
             </w:pPr>
-            <w:hyperlink w:history="1" r:id="rIdlwflp_62ds8y7hduewjy1">
+            <w:hyperlink w:history="1" r:id="rIdlicyyd_0ekzk3m8omabjq">
               <w:r>
                 <w:rPr>
                   <w:rFonts w:ascii="Arial" w:cs="Arial" w:eastAsia="Arial" w:hAnsi="Arial"/>
@@ -20665,7 +20665,7 @@
             <w:pPr>
               <w:spacing w:after="20" w:before="0"/>
             </w:pPr>
-            <w:hyperlink w:history="1" r:id="rIdzhpktxej88qeqijhchkdh">
+            <w:hyperlink w:history="1" r:id="rId2w7hm-xmjk0nr2cvpqkdk">
               <w:r>
                 <w:rPr>
                   <w:rFonts w:ascii="Arial" w:cs="Arial" w:eastAsia="Arial" w:hAnsi="Arial"/>
@@ -20698,7 +20698,7 @@
               <w:spacing w:after="10" w:before="0"/>
               <w:ind w:left="120"/>
             </w:pPr>
-            <w:hyperlink w:history="1" r:id="rIdvrtigkufe5vzh8qljwp8l">
+            <w:hyperlink w:history="1" r:id="rIdfh6gik9mtjfma7ohsdi3n">
               <w:r>
                 <w:rPr>
                   <w:rFonts w:ascii="Arial" w:cs="Arial" w:eastAsia="Arial" w:hAnsi="Arial"/>
@@ -20743,7 +20743,7 @@
             <w:pPr>
               <w:spacing w:after="20" w:before="0"/>
             </w:pPr>
-            <w:hyperlink w:history="1" r:id="rIdpa7s2woz-mixqtsu7rwtz">
+            <w:hyperlink w:history="1" r:id="rIdfc9124uc6-iecohi8zrld">
               <w:r>
                 <w:rPr>
                   <w:rFonts w:ascii="Arial" w:cs="Arial" w:eastAsia="Arial" w:hAnsi="Arial"/>
@@ -20792,7 +20792,7 @@
               <w:spacing w:after="10" w:before="0"/>
               <w:ind w:left="120"/>
             </w:pPr>
-            <w:hyperlink w:history="1" r:id="rIdnhyqwrfprhi3ulsanlz-v">
+            <w:hyperlink w:history="1" r:id="rIdudmxghh4fr14u5jpcgn5e">
               <w:r>
                 <w:rPr>
                   <w:rFonts w:ascii="Arial" w:cs="Arial" w:eastAsia="Arial" w:hAnsi="Arial"/>
@@ -20992,7 +20992,7 @@
             <w:pPr>
               <w:spacing w:after="20" w:before="0"/>
             </w:pPr>
-            <w:hyperlink w:history="1" r:id="rId23chffos1hyrxkp1i6hxm">
+            <w:hyperlink w:history="1" r:id="rId5zoyh7vgw5mojuyx4278g">
               <w:r>
                 <w:rPr>
                   <w:rFonts w:ascii="Arial" w:cs="Arial" w:eastAsia="Arial" w:hAnsi="Arial"/>
@@ -21025,7 +21025,7 @@
               <w:spacing w:after="10" w:before="0"/>
               <w:ind w:left="120"/>
             </w:pPr>
-            <w:hyperlink w:history="1" r:id="rId8qe8d51zhv0mj-16wnz5c">
+            <w:hyperlink w:history="1" r:id="rIdkwq1njf-l5s88rzg6ffqh">
               <w:r>
                 <w:rPr>
                   <w:rFonts w:ascii="Arial" w:cs="Arial" w:eastAsia="Arial" w:hAnsi="Arial"/>
@@ -21070,7 +21070,7 @@
             <w:pPr>
               <w:spacing w:after="20" w:before="0"/>
             </w:pPr>
-            <w:hyperlink w:history="1" r:id="rIdx0h-ya3xo9jgk3olpapth">
+            <w:hyperlink w:history="1" r:id="rId6tglcacwtrcutsra7n-o3">
               <w:r>
                 <w:rPr>
                   <w:rFonts w:ascii="Arial" w:cs="Arial" w:eastAsia="Arial" w:hAnsi="Arial"/>
@@ -21119,7 +21119,7 @@
               <w:spacing w:after="10" w:before="0"/>
               <w:ind w:left="120"/>
             </w:pPr>
-            <w:hyperlink w:history="1" r:id="rIdq4ssol3e-udgrboyknorv">
+            <w:hyperlink w:history="1" r:id="rIduppidlmiuvexk3cobchgr">
               <w:r>
                 <w:rPr>
                   <w:rFonts w:ascii="Arial" w:cs="Arial" w:eastAsia="Arial" w:hAnsi="Arial"/>
@@ -21319,7 +21319,7 @@
             <w:pPr>
               <w:spacing w:after="20" w:before="0"/>
             </w:pPr>
-            <w:hyperlink w:history="1" r:id="rIdf5y3ufjjkix8qtrot8qs4">
+            <w:hyperlink w:history="1" r:id="rIdrfdsrw8bda-nuigk4dnmb">
               <w:r>
                 <w:rPr>
                   <w:rFonts w:ascii="Arial" w:cs="Arial" w:eastAsia="Arial" w:hAnsi="Arial"/>
@@ -21352,7 +21352,7 @@
               <w:spacing w:after="10" w:before="0"/>
               <w:ind w:left="120"/>
             </w:pPr>
-            <w:hyperlink w:history="1" r:id="rIdja0sg2vwkoew7p5_mwnlj">
+            <w:hyperlink w:history="1" r:id="rIdetgx_oi58y2k-6nfywupk">
               <w:r>
                 <w:rPr>
                   <w:rFonts w:ascii="Arial" w:cs="Arial" w:eastAsia="Arial" w:hAnsi="Arial"/>
@@ -21397,7 +21397,7 @@
             <w:pPr>
               <w:spacing w:after="20" w:before="0"/>
             </w:pPr>
-            <w:hyperlink w:history="1" r:id="rIdjqzsf2wz4z2l_5ai4vaa1">
+            <w:hyperlink w:history="1" r:id="rIdxeh0wrsjv6ngjvggwdpfu">
               <w:r>
                 <w:rPr>
                   <w:rFonts w:ascii="Arial" w:cs="Arial" w:eastAsia="Arial" w:hAnsi="Arial"/>
@@ -21446,7 +21446,7 @@
               <w:spacing w:after="10" w:before="0"/>
               <w:ind w:left="120"/>
             </w:pPr>
-            <w:hyperlink w:history="1" r:id="rIdikiel-mjjng0jfyrh-fq6">
+            <w:hyperlink w:history="1" r:id="rIdc5zexp_2tr-0uefzxsjxo">
               <w:r>
                 <w:rPr>
                   <w:rFonts w:ascii="Arial" w:cs="Arial" w:eastAsia="Arial" w:hAnsi="Arial"/>
@@ -21646,7 +21646,7 @@
             <w:pPr>
               <w:spacing w:after="20" w:before="0"/>
             </w:pPr>
-            <w:hyperlink w:history="1" r:id="rIdad_jq-ul80t0iflryqyih">
+            <w:hyperlink w:history="1" r:id="rIdfzz6igyfhl6cqyehf5no8">
               <w:r>
                 <w:rPr>
                   <w:rFonts w:ascii="Arial" w:cs="Arial" w:eastAsia="Arial" w:hAnsi="Arial"/>
@@ -21695,7 +21695,7 @@
               <w:spacing w:after="10" w:before="0"/>
               <w:ind w:left="120"/>
             </w:pPr>
-            <w:hyperlink w:history="1" r:id="rIdbskdufgtdilc0s-svntaz">
+            <w:hyperlink w:history="1" r:id="rIdj1mba2qrqk6dkq-d1x0eh">
               <w:r>
                 <w:rPr>
                   <w:rFonts w:ascii="Arial" w:cs="Arial" w:eastAsia="Arial" w:hAnsi="Arial"/>
@@ -21740,7 +21740,7 @@
             <w:pPr>
               <w:spacing w:after="20" w:before="0"/>
             </w:pPr>
-            <w:hyperlink w:history="1" r:id="rId5qvirbs9tqdwbwcllqocs">
+            <w:hyperlink w:history="1" r:id="rId6qgickyt1womjgpxnz_av">
               <w:r>
                 <w:rPr>
                   <w:rFonts w:ascii="Arial" w:cs="Arial" w:eastAsia="Arial" w:hAnsi="Arial"/>
@@ -21789,7 +21789,7 @@
               <w:spacing w:after="10" w:before="0"/>
               <w:ind w:left="120"/>
             </w:pPr>
-            <w:hyperlink w:history="1" r:id="rIdk6p7yuhjuugenejbnl77q">
+            <w:hyperlink w:history="1" r:id="rIdwcdwws_z5--aziaoizqsf">
               <w:r>
                 <w:rPr>
                   <w:rFonts w:ascii="Arial" w:cs="Arial" w:eastAsia="Arial" w:hAnsi="Arial"/>
@@ -22314,7 +22314,7 @@
         </w:rPr>
         <w:t xml:space="preserve">© 2026 SeaVuria and ARES. Aligned with KICD objectives. Developed by SeaVuria; technical implementation by ARES (with AI assistance from Claude). Licensed under </w:t>
       </w:r>
-      <w:hyperlink w:history="1" r:id="rIdt1fwsyxqqm2ryrhbzuxv-">
+      <w:hyperlink w:history="1" r:id="rIda-ixh3lqh8cyhku2c1jfp">
         <w:r>
           <w:rPr>
             <w:rFonts w:ascii="Arial" w:cs="Arial" w:eastAsia="Arial" w:hAnsi="Arial"/>
@@ -22335,7 +22335,7 @@
         </w:rPr>
         <w:t xml:space="preserve"> (</w:t>
       </w:r>
-      <w:hyperlink w:history="1" r:id="rId9_i0nmdbi_ye14wqiqogs">
+      <w:hyperlink w:history="1" r:id="rIdb9usfr3_xlqz9bjpfmibv">
         <w:r>
           <w:rPr>
             <w:rFonts w:ascii="Arial" w:cs="Arial" w:eastAsia="Arial" w:hAnsi="Arial"/>
@@ -22856,7 +22856,7 @@
               </w:rPr>
               <w:t xml:space="preserve">What is atmospheric pressure? (</w:t>
             </w:r>
-            <w:del w:id="9113" w:author="Claude (AI) - proposed" w:date="2026-10-15T08:04:06Z">
+            <w:del w:id="9113" w:author="Claude (AI) - proposed" w:date="2026-10-18T00:31:52Z">
               <w:r>
                 <w:rPr>
                   <w:rFonts w:ascii="Arial" w:cs="Arial" w:eastAsia="Arial" w:hAnsi="Arial"/>
@@ -22871,7 +22871,7 @@
                 <w:delText xml:space="preserve">KICD Key Inquiry Question</w:delText>
               </w:r>
             </w:del>
-            <w:ins w:id="9114" w:author="Claude (AI) - proposed" w:date="2026-10-15T08:04:06Z">
+            <w:ins w:id="9114" w:author="Claude (AI) - proposed" w:date="2026-10-18T00:31:52Z">
               <w:r>
                 <w:rPr>
                   <w:rFonts w:ascii="Arial" w:cs="Arial" w:eastAsia="Arial" w:hAnsi="Arial"/>
@@ -23130,7 +23130,7 @@
               </w:rPr>
               <w:t xml:space="preserve">Mama Wanjiru's kitchen in Kisumu is full of air she cannot see. In this lesson learners predict what happens when a glass full of water is turned upside down over cardboard, then observe four effects of air: the inverted glass, the crushed can, ears popping on a trip up from Mombasa toward Nairobi, and drinking through a straw. They analyse Kenyan altitude data (Mombasa 101 kPa, Kisumu 89 kPa, Nairobi 83 kPa, Mount Kenya 54 kPa), calculate the air force on the glass mouth (404 N against the 2.5 N weight of water), and build the idea that air has weight and presses on all surfaces. They then add this to the class model and DQB, noting that the air pushes equally on both knives, so the knife difference remains the area.</w:t>
             </w:r>
-            <w:ins w:id="9115" w:author="Claude (AI) - proposed" w:date="2026-10-15T08:04:06Z">
+            <w:ins w:id="9115" w:author="Claude (AI) - proposed" w:date="2026-10-18T00:31:52Z">
               <w:r>
                 <w:rPr>
                   <w:rFonts w:ascii="Arial" w:cs="Arial" w:eastAsia="Arial" w:hAnsi="Arial"/>
@@ -23433,7 +23433,7 @@
             <w:pPr>
               <w:spacing w:after="20" w:before="0"/>
             </w:pPr>
-            <w:hyperlink w:history="1" r:id="rId_8z1i-ioopambqd3dkw3s">
+            <w:hyperlink w:history="1" r:id="rIdfemlr6h6k8pswdsptoive">
               <w:r>
                 <w:rPr>
                   <w:rFonts w:ascii="Arial" w:cs="Arial" w:eastAsia="Arial" w:hAnsi="Arial"/>
@@ -23482,7 +23482,7 @@
               <w:spacing w:after="10" w:before="0"/>
               <w:ind w:left="120"/>
             </w:pPr>
-            <w:hyperlink w:history="1" r:id="rIddu8-5inierzxnbxfetc_v">
+            <w:hyperlink w:history="1" r:id="rIdwdj7dn0fjsqrgnqh05x3t">
               <w:r>
                 <w:rPr>
                   <w:rFonts w:ascii="Arial" w:cs="Arial" w:eastAsia="Arial" w:hAnsi="Arial"/>
@@ -23527,7 +23527,7 @@
             <w:pPr>
               <w:spacing w:after="20" w:before="0"/>
             </w:pPr>
-            <w:hyperlink w:history="1" r:id="rIdfejnk-ib61bzfd6jp5cxb">
+            <w:hyperlink w:history="1" r:id="rIdfdkdvjqaqyvbsjggr4mqq">
               <w:r>
                 <w:rPr>
                   <w:rFonts w:ascii="Arial" w:cs="Arial" w:eastAsia="Arial" w:hAnsi="Arial"/>
@@ -23560,7 +23560,7 @@
               <w:spacing w:after="10" w:before="0"/>
               <w:ind w:left="120"/>
             </w:pPr>
-            <w:hyperlink w:history="1" r:id="rIdet3nuf3r2soxh7wzplkme">
+            <w:hyperlink w:history="1" r:id="rIdzlbbxovgukezhygytesii">
               <w:r>
                 <w:rPr>
                   <w:rFonts w:ascii="Arial" w:cs="Arial" w:eastAsia="Arial" w:hAnsi="Arial"/>
@@ -23760,7 +23760,7 @@
             <w:pPr>
               <w:spacing w:after="20" w:before="0"/>
             </w:pPr>
-            <w:hyperlink w:history="1" r:id="rIdqe_xwqxw-lt8sgcpnqw6b">
+            <w:hyperlink w:history="1" r:id="rIdbvepk96jihvnf6goneul8">
               <w:r>
                 <w:rPr>
                   <w:rFonts w:ascii="Arial" w:cs="Arial" w:eastAsia="Arial" w:hAnsi="Arial"/>
@@ -23809,7 +23809,7 @@
               <w:spacing w:after="10" w:before="0"/>
               <w:ind w:left="120"/>
             </w:pPr>
-            <w:hyperlink w:history="1" r:id="rId2qfbuacn-kmkbqrd2cafw">
+            <w:hyperlink w:history="1" r:id="rIdocuwhefzyhfjvqfyh7v9-">
               <w:r>
                 <w:rPr>
                   <w:rFonts w:ascii="Arial" w:cs="Arial" w:eastAsia="Arial" w:hAnsi="Arial"/>
@@ -23854,7 +23854,7 @@
             <w:pPr>
               <w:spacing w:after="20" w:before="0"/>
             </w:pPr>
-            <w:hyperlink w:history="1" r:id="rIdiw3kqar7x7sq_hr50r3bj">
+            <w:hyperlink w:history="1" r:id="rIdo-dk7tl7igiwwhx1bbgx1">
               <w:r>
                 <w:rPr>
                   <w:rFonts w:ascii="Arial" w:cs="Arial" w:eastAsia="Arial" w:hAnsi="Arial"/>
@@ -23887,7 +23887,7 @@
               <w:spacing w:after="10" w:before="0"/>
               <w:ind w:left="120"/>
             </w:pPr>
-            <w:hyperlink w:history="1" r:id="rIddedy33orx_z4qzofnnyoa">
+            <w:hyperlink w:history="1" r:id="rIdpxcod5qihn_dqqwkeasts">
               <w:r>
                 <w:rPr>
                   <w:rFonts w:ascii="Arial" w:cs="Arial" w:eastAsia="Arial" w:hAnsi="Arial"/>
@@ -24087,7 +24087,7 @@
             <w:pPr>
               <w:spacing w:after="20" w:before="0"/>
             </w:pPr>
-            <w:hyperlink w:history="1" r:id="rId-jb1-o7ljm6dfk25rwsbz">
+            <w:hyperlink w:history="1" r:id="rId1xulvf080bj_29d00up8r">
               <w:r>
                 <w:rPr>
                   <w:rFonts w:ascii="Arial" w:cs="Arial" w:eastAsia="Arial" w:hAnsi="Arial"/>
@@ -24136,7 +24136,7 @@
               <w:spacing w:after="10" w:before="0"/>
               <w:ind w:left="120"/>
             </w:pPr>
-            <w:hyperlink w:history="1" r:id="rIdcq0ovtgdc7jhey3iajdwz">
+            <w:hyperlink w:history="1" r:id="rIdwjmlmuf6mjblckkwzpez0">
               <w:r>
                 <w:rPr>
                   <w:rFonts w:ascii="Arial" w:cs="Arial" w:eastAsia="Arial" w:hAnsi="Arial"/>
@@ -24181,7 +24181,7 @@
             <w:pPr>
               <w:spacing w:after="20" w:before="0"/>
             </w:pPr>
-            <w:hyperlink w:history="1" r:id="rIddaorkqhillkragzyo9xrd">
+            <w:hyperlink w:history="1" r:id="rId7gdjsh0dqzh65m_aysja3">
               <w:r>
                 <w:rPr>
                   <w:rFonts w:ascii="Arial" w:cs="Arial" w:eastAsia="Arial" w:hAnsi="Arial"/>
@@ -24214,7 +24214,7 @@
               <w:spacing w:after="10" w:before="0"/>
               <w:ind w:left="120"/>
             </w:pPr>
-            <w:hyperlink w:history="1" r:id="rIds5knnr-ndfjb4l5mf2r5j">
+            <w:hyperlink w:history="1" r:id="rIdqnwho55ndny41mbhu93wg">
               <w:r>
                 <w:rPr>
                   <w:rFonts w:ascii="Arial" w:cs="Arial" w:eastAsia="Arial" w:hAnsi="Arial"/>
@@ -24292,7 +24292,7 @@
               </w:rPr>
               <w:t xml:space="preserve">Say: 'We said in Lesson 6 that a column of water presses because of its weight. Why might a column of air do the same?' WAIT TIME 10 seconds. Cold-call 3 learners. Write on the board: P = F/A, so F = P x A. Guide the calculation on the board with learners supplying each line: 'Mouth area in cm2? Convert to m2 (1 cm2 = 0.0001 m2). Then F = 101,000 x 0.004.' Ask: 'Compare 404 N with 2.5 N. What does that tell us about the cardboard?' Cold-call 2 learners. Address the misconception: 'Suction does not pull. What is pushing?' For the straw, ask: 'In Kisumu, would drinking through a straw work the same as in Mombasa? Why or why not?' Then bridge: 'Air presses on both knives with the same pressure. So does air explain why one knife cuts? Talk to a partner.' WAIT TIME 15 seconds, then cold-call 3 pairs. Confirm: same force (40 N), different area; atmospheric pressure is not the difference.</w:t>
             </w:r>
-            <w:ins w:id="9116" w:author="Claude (AI) - proposed" w:date="2026-10-15T08:04:06Z">
+            <w:ins w:id="9116" w:author="Claude (AI) - proposed" w:date="2026-10-18T00:31:52Z">
               <w:r>
                 <w:rPr>
                   <w:rFonts w:ascii="Arial" w:cs="Arial" w:eastAsia="Arial" w:hAnsi="Arial"/>
@@ -24429,7 +24429,7 @@
             <w:pPr>
               <w:spacing w:after="20" w:before="0"/>
             </w:pPr>
-            <w:hyperlink w:history="1" r:id="rIddfudqqk5prgsyqcqz0rsa">
+            <w:hyperlink w:history="1" r:id="rIdh6eu7vgpmahfhqera_khb">
               <w:r>
                 <w:rPr>
                   <w:rFonts w:ascii="Arial" w:cs="Arial" w:eastAsia="Arial" w:hAnsi="Arial"/>
@@ -24478,7 +24478,7 @@
               <w:spacing w:after="10" w:before="0"/>
               <w:ind w:left="120"/>
             </w:pPr>
-            <w:hyperlink w:history="1" r:id="rIdpy_nvqmlx5owzmwzs-bkl">
+            <w:hyperlink w:history="1" r:id="rIdz0yudogrekcehmrdmptdv">
               <w:r>
                 <w:rPr>
                   <w:rFonts w:ascii="Arial" w:cs="Arial" w:eastAsia="Arial" w:hAnsi="Arial"/>
@@ -24523,7 +24523,7 @@
             <w:pPr>
               <w:spacing w:after="20" w:before="0"/>
             </w:pPr>
-            <w:hyperlink w:history="1" r:id="rIdfkaqnhqmnj3l0h2bai7yt">
+            <w:hyperlink w:history="1" r:id="rId_7dcb02d0jx9-p_x7xgub">
               <w:r>
                 <w:rPr>
                   <w:rFonts w:ascii="Arial" w:cs="Arial" w:eastAsia="Arial" w:hAnsi="Arial"/>
@@ -24556,7 +24556,7 @@
               <w:spacing w:after="10" w:before="0"/>
               <w:ind w:left="120"/>
             </w:pPr>
-            <w:hyperlink w:history="1" r:id="rId0q-rooohhnvy7ectpkm0l">
+            <w:hyperlink w:history="1" r:id="rIdunwg_peyv7jnrs4kgx38a">
               <w:r>
                 <w:rPr>
                   <w:rFonts w:ascii="Arial" w:cs="Arial" w:eastAsia="Arial" w:hAnsi="Arial"/>
@@ -24601,7 +24601,7 @@
               </w:rPr>
               <w:t xml:space="preserve">Groups revisit the Driving Question Board. They (1) place a sticky note answering a question on the DQB with new evidence (for example, 'What is pressure? Atmospheric pressure is pressure from the weight of air: about 101 kPa at Mombasa'); (2) add new questions that arose, such as 'Why is it harder to drink uji through a straw on Mount Kenya?' or 'Can pressure be moved from one place to another, like in a hydraulic jack?'; (3) mark which </w:t>
             </w:r>
-            <w:del w:id="9117" w:author="Claude (AI) - proposed" w:date="2026-10-15T08:04:06Z">
+            <w:del w:id="9117" w:author="Claude (AI) - proposed" w:date="2026-10-18T00:31:52Z">
               <w:r>
                 <w:rPr>
                   <w:rFonts w:ascii="Arial" w:cs="Arial" w:eastAsia="Arial" w:hAnsi="Arial"/>
@@ -24616,7 +24616,7 @@
                 <w:delText xml:space="preserve">KICD key inquiry</w:delText>
               </w:r>
             </w:del>
-            <w:ins w:id="9118" w:author="Claude (AI) - proposed" w:date="2026-10-15T08:04:06Z">
+            <w:ins w:id="9118" w:author="Claude (AI) - proposed" w:date="2026-10-18T00:31:52Z">
               <w:r>
                 <w:rPr>
                   <w:rFonts w:ascii="Arial" w:cs="Arial" w:eastAsia="Arial" w:hAnsi="Arial"/>
@@ -24799,7 +24799,7 @@
             <w:pPr>
               <w:spacing w:after="20" w:before="0"/>
             </w:pPr>
-            <w:hyperlink w:history="1" r:id="rId3rzoea3imbgr7visl4eqd">
+            <w:hyperlink w:history="1" r:id="rIducmg1k92robaw7-6bp1pt">
               <w:r>
                 <w:rPr>
                   <w:rFonts w:ascii="Arial" w:cs="Arial" w:eastAsia="Arial" w:hAnsi="Arial"/>
@@ -24848,7 +24848,7 @@
               <w:spacing w:after="10" w:before="0"/>
               <w:ind w:left="120"/>
             </w:pPr>
-            <w:hyperlink w:history="1" r:id="rIdkmngqg6z9vgz0gt0shp_7">
+            <w:hyperlink w:history="1" r:id="rId7oj2saa2lqm4hzweylsnv">
               <w:r>
                 <w:rPr>
                   <w:rFonts w:ascii="Arial" w:cs="Arial" w:eastAsia="Arial" w:hAnsi="Arial"/>
@@ -24893,7 +24893,7 @@
             <w:pPr>
               <w:spacing w:after="20" w:before="0"/>
             </w:pPr>
-            <w:hyperlink w:history="1" r:id="rIdpic1rb4cvdmm8nxgfn9z3">
+            <w:hyperlink w:history="1" r:id="rIdgszsnjgypavlsreawuulx">
               <w:r>
                 <w:rPr>
                   <w:rFonts w:ascii="Arial" w:cs="Arial" w:eastAsia="Arial" w:hAnsi="Arial"/>
@@ -24926,7 +24926,7 @@
               <w:spacing w:after="10" w:before="0"/>
               <w:ind w:left="120"/>
             </w:pPr>
-            <w:hyperlink w:history="1" r:id="rIdvvvgypvj953xyy7yl4gif">
+            <w:hyperlink w:history="1" r:id="rIdbvdxxoudokhy0zuloqlg1">
               <w:r>
                 <w:rPr>
                   <w:rFonts w:ascii="Arial" w:cs="Arial" w:eastAsia="Arial" w:hAnsi="Arial"/>
@@ -25451,7 +25451,7 @@
         </w:rPr>
         <w:t xml:space="preserve">© 2026 SeaVuria and ARES. Aligned with KICD objectives. Developed by SeaVuria; technical implementation by ARES (with AI assistance from Claude). Licensed under </w:t>
       </w:r>
-      <w:hyperlink w:history="1" r:id="rIdv3cfvh7kd2wrp_8b-8sae">
+      <w:hyperlink w:history="1" r:id="rIdvqtvqz_66duzcs05wz0qz">
         <w:r>
           <w:rPr>
             <w:rFonts w:ascii="Arial" w:cs="Arial" w:eastAsia="Arial" w:hAnsi="Arial"/>
@@ -25472,7 +25472,7 @@
         </w:rPr>
         <w:t xml:space="preserve"> (</w:t>
       </w:r>
-      <w:hyperlink w:history="1" r:id="rIdkn7nfdyo7xmtmgykllm_-">
+      <w:hyperlink w:history="1" r:id="rIdk6xtlikdwglmjz-742t2y">
         <w:r>
           <w:rPr>
             <w:rFonts w:ascii="Arial" w:cs="Arial" w:eastAsia="Arial" w:hAnsi="Arial"/>
@@ -25925,7 +25925,7 @@
               </w:rPr>
               <w:t xml:space="preserve">Curiosity about how a small push can lift a </w:t>
             </w:r>
-            <w:del w:id="9119" w:author="Claude (AI) - proposed" w:date="2026-10-15T08:04:06Z">
+            <w:del w:id="9119" w:author="Claude (AI) - proposed" w:date="2026-10-18T00:31:52Z">
               <w:r>
                 <w:rPr>
                   <w:rFonts w:ascii="Arial" w:cs="Arial" w:eastAsia="Arial" w:hAnsi="Arial"/>
@@ -25940,7 +25940,7 @@
                 <w:delText xml:space="preserve">matatu</w:delText>
               </w:r>
             </w:del>
-            <w:ins w:id="9120" w:author="Claude (AI) - proposed" w:date="2026-10-15T08:04:06Z">
+            <w:ins w:id="9120" w:author="Claude (AI) - proposed" w:date="2026-10-18T00:31:52Z">
               <w:r>
                 <w:rPr>
                   <w:rFonts w:ascii="Arial" w:cs="Arial" w:eastAsia="Arial" w:hAnsi="Arial"/>
@@ -26267,7 +26267,7 @@
               </w:rPr>
               <w:t xml:space="preserve">Mama Wanjiru's family garage mechanic, Mzee Otieno, lifts a heavy </w:t>
             </w:r>
-            <w:del w:id="9121" w:author="Claude (AI) - proposed" w:date="2026-10-15T08:04:06Z">
+            <w:del w:id="9121" w:author="Claude (AI) - proposed" w:date="2026-10-18T00:31:52Z">
               <w:r>
                 <w:rPr>
                   <w:rFonts w:ascii="Arial" w:cs="Arial" w:eastAsia="Arial" w:hAnsi="Arial"/>
@@ -26282,7 +26282,7 @@
                 <w:delText xml:space="preserve">matatu with a</w:delText>
               </w:r>
             </w:del>
-            <w:ins w:id="9122" w:author="Claude (AI) - proposed" w:date="2026-10-15T08:04:06Z">
+            <w:ins w:id="9122" w:author="Claude (AI) - proposed" w:date="2026-10-18T00:31:52Z">
               <w:r>
                 <w:rPr>
                   <w:rFonts w:ascii="Arial" w:cs="Arial" w:eastAsia="Arial" w:hAnsi="Arial"/>
@@ -26310,7 +26310,7 @@
               </w:rPr>
               <w:t xml:space="preserve"> hydraulic jack using only a 50 N push, yet the </w:t>
             </w:r>
-            <w:del w:id="9123" w:author="Claude (AI) - proposed" w:date="2026-10-15T08:04:06Z">
+            <w:del w:id="9123" w:author="Claude (AI) - proposed" w:date="2026-10-18T00:31:52Z">
               <w:r>
                 <w:rPr>
                   <w:rFonts w:ascii="Arial" w:cs="Arial" w:eastAsia="Arial" w:hAnsi="Arial"/>
@@ -26325,7 +26325,7 @@
                 <w:delText xml:space="preserve">matatu needs about</w:delText>
               </w:r>
             </w:del>
-            <w:ins w:id="9124" w:author="Claude (AI) - proposed" w:date="2026-10-15T08:04:06Z">
+            <w:ins w:id="9124" w:author="Claude (AI) - proposed" w:date="2026-10-18T00:31:52Z">
               <w:r>
                 <w:rPr>
                   <w:rFonts w:ascii="Arial" w:cs="Arial" w:eastAsia="Arial" w:hAnsi="Arial"/>
@@ -26353,7 +26353,7 @@
               </w:rPr>
               <w:t xml:space="preserve"> 1,000 N </w:t>
             </w:r>
-            <w:ins w:id="9125" w:author="Claude (AI) - proposed" w:date="2026-10-15T08:04:06Z">
+            <w:ins w:id="9125" w:author="Claude (AI) - proposed" w:date="2026-10-18T00:31:52Z">
               <w:r>
                 <w:rPr>
                   <w:rFonts w:ascii="Arial" w:cs="Arial" w:eastAsia="Arial" w:hAnsi="Arial"/>
@@ -26381,7 +26381,7 @@
               </w:rPr>
               <w:t xml:space="preserve">to be lifted</w:t>
             </w:r>
-            <w:ins w:id="9126" w:author="Claude (AI) - proposed" w:date="2026-10-15T08:04:06Z">
+            <w:ins w:id="9126" w:author="Claude (AI) - proposed" w:date="2026-10-18T00:31:52Z">
               <w:r>
                 <w:rPr>
                   <w:rFonts w:ascii="Arial" w:cs="Arial" w:eastAsia="Arial" w:hAnsi="Arial"/>
@@ -26697,7 +26697,7 @@
             <w:pPr>
               <w:spacing w:after="20" w:before="0"/>
             </w:pPr>
-            <w:hyperlink w:history="1" r:id="rIdrykdetkhnosinnppoabdi">
+            <w:hyperlink w:history="1" r:id="rId6jo7uokyv8ax56ijhq64i">
               <w:r>
                 <w:rPr>
                   <w:rFonts w:ascii="Arial" w:cs="Arial" w:eastAsia="Arial" w:hAnsi="Arial"/>
@@ -26730,7 +26730,7 @@
               <w:spacing w:after="10" w:before="0"/>
               <w:ind w:left="120"/>
             </w:pPr>
-            <w:hyperlink w:history="1" r:id="rIdbq0hkdivvfeepaz-di033">
+            <w:hyperlink w:history="1" r:id="rId2n8sc0sjixrs3rzfuflay">
               <w:r>
                 <w:rPr>
                   <w:rFonts w:ascii="Arial" w:cs="Arial" w:eastAsia="Arial" w:hAnsi="Arial"/>
@@ -26775,7 +26775,7 @@
             <w:pPr>
               <w:spacing w:after="20" w:before="0"/>
             </w:pPr>
-            <w:hyperlink w:history="1" r:id="rIdkh_bzx4qfk3lgyjcy_vgx">
+            <w:hyperlink w:history="1" r:id="rIdjffzgbonnnpgcl6duou-p">
               <w:r>
                 <w:rPr>
                   <w:rFonts w:ascii="Arial" w:cs="Arial" w:eastAsia="Arial" w:hAnsi="Arial"/>
@@ -26808,7 +26808,7 @@
               <w:spacing w:after="10" w:before="0"/>
               <w:ind w:left="120"/>
             </w:pPr>
-            <w:hyperlink w:history="1" r:id="rIdadgxfqunguncdfbb02xrs">
+            <w:hyperlink w:history="1" r:id="rIdzrfdgjducpab9pugp6hf7">
               <w:r>
                 <w:rPr>
                   <w:rFonts w:ascii="Arial" w:cs="Arial" w:eastAsia="Arial" w:hAnsi="Arial"/>
@@ -26853,7 +26853,7 @@
               </w:rPr>
               <w:t xml:space="preserve">(About 7 minutes) Learners see a drawing of Mzee Otieno's garage in Kisumu: </w:t>
             </w:r>
-            <w:del w:id="9127" w:author="Claude (AI) - proposed" w:date="2026-10-15T08:04:06Z">
+            <w:del w:id="9127" w:author="Claude (AI) - proposed" w:date="2026-10-18T00:31:52Z">
               <w:r>
                 <w:rPr>
                   <w:rFonts w:ascii="Arial" w:cs="Arial" w:eastAsia="Arial" w:hAnsi="Arial"/>
@@ -26868,7 +26868,7 @@
                 <w:delText xml:space="preserve">a matatu on a</w:delText>
               </w:r>
             </w:del>
-            <w:ins w:id="9128" w:author="Claude (AI) - proposed" w:date="2026-10-15T08:04:06Z">
+            <w:ins w:id="9128" w:author="Claude (AI) - proposed" w:date="2026-10-18T00:31:52Z">
               <w:r>
                 <w:rPr>
                   <w:rFonts w:ascii="Arial" w:cs="Arial" w:eastAsia="Arial" w:hAnsi="Arial"/>
@@ -26896,7 +26896,7 @@
               </w:rPr>
               <w:t xml:space="preserve"> hydraulic jack, with a small piston (5 cm2) pushed by a 50 N effort and a large piston (100 cm2) under the </w:t>
             </w:r>
-            <w:del w:id="9129" w:author="Claude (AI) - proposed" w:date="2026-10-15T08:04:06Z">
+            <w:del w:id="9129" w:author="Claude (AI) - proposed" w:date="2026-10-18T00:31:52Z">
               <w:r>
                 <w:rPr>
                   <w:rFonts w:ascii="Arial" w:cs="Arial" w:eastAsia="Arial" w:hAnsi="Arial"/>
@@ -26911,7 +26911,7 @@
                 <w:delText xml:space="preserve">matatu</w:delText>
               </w:r>
             </w:del>
-            <w:ins w:id="9130" w:author="Claude (AI) - proposed" w:date="2026-10-15T08:04:06Z">
+            <w:ins w:id="9130" w:author="Claude (AI) - proposed" w:date="2026-10-18T00:31:52Z">
               <w:r>
                 <w:rPr>
                   <w:rFonts w:ascii="Arial" w:cs="Arial" w:eastAsia="Arial" w:hAnsi="Arial"/>
@@ -26972,7 +26972,7 @@
               </w:rPr>
               <w:t xml:space="preserve">Display the drawing on the board. Say: 'Mzee Otieno lifts </w:t>
             </w:r>
-            <w:del w:id="9131" w:author="Claude (AI) - proposed" w:date="2026-10-15T08:04:06Z">
+            <w:del w:id="9131" w:author="Claude (AI) - proposed" w:date="2026-10-18T00:31:52Z">
               <w:r>
                 <w:rPr>
                   <w:rFonts w:ascii="Arial" w:cs="Arial" w:eastAsia="Arial" w:hAnsi="Arial"/>
@@ -26987,7 +26987,7 @@
                 <w:delText xml:space="preserve">a whole matatu</w:delText>
               </w:r>
             </w:del>
-            <w:ins w:id="9132" w:author="Claude (AI) - proposed" w:date="2026-10-15T08:04:06Z">
+            <w:ins w:id="9132" w:author="Claude (AI) - proposed" w:date="2026-10-18T00:31:52Z">
               <w:r>
                 <w:rPr>
                   <w:rFonts w:ascii="Arial" w:cs="Arial" w:eastAsia="Arial" w:hAnsi="Arial"/>
@@ -27137,7 +27137,7 @@
             <w:pPr>
               <w:spacing w:after="20" w:before="0"/>
             </w:pPr>
-            <w:hyperlink w:history="1" r:id="rIdkltqy729o6aretvd9reai">
+            <w:hyperlink w:history="1" r:id="rIdrv2ktiznad86vu8k-fd0k">
               <w:r>
                 <w:rPr>
                   <w:rFonts w:ascii="Arial" w:cs="Arial" w:eastAsia="Arial" w:hAnsi="Arial"/>
@@ -27170,7 +27170,7 @@
               <w:spacing w:after="10" w:before="0"/>
               <w:ind w:left="120"/>
             </w:pPr>
-            <w:hyperlink w:history="1" r:id="rIdpxnrki3xogluyjvfh5g6l">
+            <w:hyperlink w:history="1" r:id="rIdakbxyu-9alkwjc6txocgw">
               <w:r>
                 <w:rPr>
                   <w:rFonts w:ascii="Arial" w:cs="Arial" w:eastAsia="Arial" w:hAnsi="Arial"/>
@@ -27215,7 +27215,7 @@
             <w:pPr>
               <w:spacing w:after="20" w:before="0"/>
             </w:pPr>
-            <w:hyperlink w:history="1" r:id="rIdaa4bmtvx1adqdy336hj33">
+            <w:hyperlink w:history="1" r:id="rIdl5apk-du_ytfddxw-wk7s">
               <w:r>
                 <w:rPr>
                   <w:rFonts w:ascii="Arial" w:cs="Arial" w:eastAsia="Arial" w:hAnsi="Arial"/>
@@ -27248,7 +27248,7 @@
               <w:spacing w:after="10" w:before="0"/>
               <w:ind w:left="120"/>
             </w:pPr>
-            <w:hyperlink w:history="1" r:id="rIdk4qjyfnmxaqyk6oaiyuzo">
+            <w:hyperlink w:history="1" r:id="rId5ptnfs1shc4qbfvn0a3ge">
               <w:r>
                 <w:rPr>
                   <w:rFonts w:ascii="Arial" w:cs="Arial" w:eastAsia="Arial" w:hAnsi="Arial"/>
@@ -27448,7 +27448,7 @@
             <w:pPr>
               <w:spacing w:after="20" w:before="0"/>
             </w:pPr>
-            <w:hyperlink w:history="1" r:id="rIdlfjacjyeq3pdzqfnztry6">
+            <w:hyperlink w:history="1" r:id="rIdrxzfiueuxrx8ub9yafwpa">
               <w:r>
                 <w:rPr>
                   <w:rFonts w:ascii="Arial" w:cs="Arial" w:eastAsia="Arial" w:hAnsi="Arial"/>
@@ -27481,7 +27481,7 @@
               <w:spacing w:after="10" w:before="0"/>
               <w:ind w:left="120"/>
             </w:pPr>
-            <w:hyperlink w:history="1" r:id="rIdfcwhx_rxxr5ux2gwmwcux">
+            <w:hyperlink w:history="1" r:id="rIdiznm9hl1sqfprgcbo87kw">
               <w:r>
                 <w:rPr>
                   <w:rFonts w:ascii="Arial" w:cs="Arial" w:eastAsia="Arial" w:hAnsi="Arial"/>
@@ -27526,7 +27526,7 @@
             <w:pPr>
               <w:spacing w:after="20" w:before="0"/>
             </w:pPr>
-            <w:hyperlink w:history="1" r:id="rIdmst9oprxu8spijyak0eo6">
+            <w:hyperlink w:history="1" r:id="rIdtxoq6xg8bh9cfbo83xvyd">
               <w:r>
                 <w:rPr>
                   <w:rFonts w:ascii="Arial" w:cs="Arial" w:eastAsia="Arial" w:hAnsi="Arial"/>
@@ -27559,7 +27559,7 @@
               <w:spacing w:after="10" w:before="0"/>
               <w:ind w:left="120"/>
             </w:pPr>
-            <w:hyperlink w:history="1" r:id="rIdn_pq079hkcz9nhbvk4jir">
+            <w:hyperlink w:history="1" r:id="rIdcqfwjcecx5j3huvabjd5r">
               <w:r>
                 <w:rPr>
                   <w:rFonts w:ascii="Arial" w:cs="Arial" w:eastAsia="Arial" w:hAnsi="Arial"/>
@@ -27637,7 +27637,7 @@
               </w:rPr>
               <w:t xml:space="preserve">Guide the steps on the board and have learners calculate in their books. Ask: 'Using P = F/A from Lesson 2, what is the pressure on the small piston?' Give 10 seconds WAIT TIME, then cold-call 2 students to give the answer with the unit. Ask: 'The water is enclosed. The pressure is 100 kPa at the small piston. What do you think the pressure is at the large piston?' Wait 10-15 seconds, take 3 answers, then say: 'This is Pascal's principle: pressure applied to an enclosed fluid is transmitted equally in all directions.' Ask: 'If the pressure is the same but the area is 20 times bigger, what happens to the force?' Cold-call 3 students. Challenge: 'Does the jack give us free energy? Look at the distances: the small piston moves 20 times farther.' Ask a student to explain with the syringes' measured distances. Prompt for the link: 'In the kitchen, same force, different area gave different pressure. Here, same pressure, different area gives different force. What stays the same and what changes?' Address misconceptions: 'Pressure is the same on both pistons, but the forces are not.' Ask them to explain how a mechanic like Mzee Otieno lifts </w:t>
             </w:r>
-            <w:del w:id="9133" w:author="Claude (AI) - proposed" w:date="2026-10-15T08:04:06Z">
+            <w:del w:id="9133" w:author="Claude (AI) - proposed" w:date="2026-10-18T00:31:52Z">
               <w:r>
                 <w:rPr>
                   <w:rFonts w:ascii="Arial" w:cs="Arial" w:eastAsia="Arial" w:hAnsi="Arial"/>
@@ -27652,7 +27652,7 @@
                 <w:delText xml:space="preserve">a matatu</w:delText>
               </w:r>
             </w:del>
-            <w:ins w:id="9134" w:author="Claude (AI) - proposed" w:date="2026-10-15T08:04:06Z">
+            <w:ins w:id="9134" w:author="Claude (AI) - proposed" w:date="2026-10-18T00:31:52Z">
               <w:r>
                 <w:rPr>
                   <w:rFonts w:ascii="Arial" w:cs="Arial" w:eastAsia="Arial" w:hAnsi="Arial"/>
@@ -27802,7 +27802,7 @@
             <w:pPr>
               <w:spacing w:after="20" w:before="0"/>
             </w:pPr>
-            <w:hyperlink w:history="1" r:id="rIdwo7ozldkznirhqwd191ed">
+            <w:hyperlink w:history="1" r:id="rId_n5lvuuvb0qlgonvtbspg">
               <w:r>
                 <w:rPr>
                   <w:rFonts w:ascii="Arial" w:cs="Arial" w:eastAsia="Arial" w:hAnsi="Arial"/>
@@ -27835,7 +27835,7 @@
               <w:spacing w:after="10" w:before="0"/>
               <w:ind w:left="120"/>
             </w:pPr>
-            <w:hyperlink w:history="1" r:id="rIdmwfutf5_wn7rlwdzoang4">
+            <w:hyperlink w:history="1" r:id="rIdzqm_6lqzdlx6gtzvwhlug">
               <w:r>
                 <w:rPr>
                   <w:rFonts w:ascii="Arial" w:cs="Arial" w:eastAsia="Arial" w:hAnsi="Arial"/>
@@ -27880,7 +27880,7 @@
             <w:pPr>
               <w:spacing w:after="20" w:before="0"/>
             </w:pPr>
-            <w:hyperlink w:history="1" r:id="rIdzwwzo1kkxnndfgjabnbyu">
+            <w:hyperlink w:history="1" r:id="rIdvi6gjrieotqqfiduo6tu6">
               <w:r>
                 <w:rPr>
                   <w:rFonts w:ascii="Arial" w:cs="Arial" w:eastAsia="Arial" w:hAnsi="Arial"/>
@@ -27913,7 +27913,7 @@
               <w:spacing w:after="10" w:before="0"/>
               <w:ind w:left="120"/>
             </w:pPr>
-            <w:hyperlink w:history="1" r:id="rIdib4xngv1pjarisncc1lgn">
+            <w:hyperlink w:history="1" r:id="rIdvlvj_gqu5jvrekinca1yc">
               <w:r>
                 <w:rPr>
                   <w:rFonts w:ascii="Arial" w:cs="Arial" w:eastAsia="Arial" w:hAnsi="Arial"/>
@@ -28113,7 +28113,7 @@
             <w:pPr>
               <w:spacing w:after="20" w:before="0"/>
             </w:pPr>
-            <w:hyperlink w:history="1" r:id="rIde5-uprbxtvhjnex8c5jdn">
+            <w:hyperlink w:history="1" r:id="rIddqtru4h3dmcfdvl5riho4">
               <w:r>
                 <w:rPr>
                   <w:rFonts w:ascii="Arial" w:cs="Arial" w:eastAsia="Arial" w:hAnsi="Arial"/>
@@ -28146,7 +28146,7 @@
               <w:spacing w:after="10" w:before="0"/>
               <w:ind w:left="120"/>
             </w:pPr>
-            <w:hyperlink w:history="1" r:id="rIdqoyiemhz94vlx-3qfocvj">
+            <w:hyperlink w:history="1" r:id="rIdqxzybxfhzdy_oexvwe95p">
               <w:r>
                 <w:rPr>
                   <w:rFonts w:ascii="Arial" w:cs="Arial" w:eastAsia="Arial" w:hAnsi="Arial"/>
@@ -28191,7 +28191,7 @@
             <w:pPr>
               <w:spacing w:after="20" w:before="0"/>
             </w:pPr>
-            <w:hyperlink w:history="1" r:id="rIdzt8lngvg2xviov_35h2q8">
+            <w:hyperlink w:history="1" r:id="rIdf07-rpziv04cxylc1zzyy">
               <w:r>
                 <w:rPr>
                   <w:rFonts w:ascii="Arial" w:cs="Arial" w:eastAsia="Arial" w:hAnsi="Arial"/>
@@ -28240,7 +28240,7 @@
               <w:spacing w:after="10" w:before="0"/>
               <w:ind w:left="120"/>
             </w:pPr>
-            <w:hyperlink w:history="1" r:id="rIdfxuvxcqgmj8oiw7jnlygu">
+            <w:hyperlink w:history="1" r:id="rIds_sqledt4zfgdyiniu2rn">
               <w:r>
                 <w:rPr>
                   <w:rFonts w:ascii="Arial" w:cs="Arial" w:eastAsia="Arial" w:hAnsi="Arial"/>
@@ -28318,7 +28318,7 @@
               </w:rPr>
               <w:t xml:space="preserve">Say: 'Revise your model. Add the jack and show how it is the same idea as the knives, in a different situation. Use arrows, labels and units.' Move around and check that models include units, pressure arrows in all directions and the equal pressure of 100 kPa on both pistons. Give 10-15 seconds WAIT TIME before asking: 'What part of your model explains why the </w:t>
             </w:r>
-            <w:del w:id="9135" w:author="Claude (AI) - proposed" w:date="2026-10-15T08:04:06Z">
+            <w:del w:id="9135" w:author="Claude (AI) - proposed" w:date="2026-10-18T00:31:52Z">
               <w:r>
                 <w:rPr>
                   <w:rFonts w:ascii="Arial" w:cs="Arial" w:eastAsia="Arial" w:hAnsi="Arial"/>
@@ -28333,7 +28333,7 @@
                 <w:delText xml:space="preserve">matatu</w:delText>
               </w:r>
             </w:del>
-            <w:ins w:id="9136" w:author="Claude (AI) - proposed" w:date="2026-10-15T08:04:06Z">
+            <w:ins w:id="9136" w:author="Claude (AI) - proposed" w:date="2026-10-18T00:31:52Z">
               <w:r>
                 <w:rPr>
                   <w:rFonts w:ascii="Arial" w:cs="Arial" w:eastAsia="Arial" w:hAnsi="Arial"/>
@@ -28808,7 +28808,7 @@
         </w:rPr>
         <w:t xml:space="preserve">© 2026 SeaVuria and ARES. Aligned with KICD objectives. Developed by SeaVuria; technical implementation by ARES (with AI assistance from Claude). Licensed under </w:t>
       </w:r>
-      <w:hyperlink w:history="1" r:id="rIdklgpquqxkuri_vwklv159">
+      <w:hyperlink w:history="1" r:id="rId77vs_h_fsvzdnfqg8mqa4">
         <w:r>
           <w:rPr>
             <w:rFonts w:ascii="Arial" w:cs="Arial" w:eastAsia="Arial" w:hAnsi="Arial"/>
@@ -28829,7 +28829,7 @@
         </w:rPr>
         <w:t xml:space="preserve"> (</w:t>
       </w:r>
-      <w:hyperlink w:history="1" r:id="rIdmsubav9o4k9i5edxedt0_">
+      <w:hyperlink w:history="1" r:id="rIdlpcyiab0ezhup7tkegb6a">
         <w:r>
           <w:rPr>
             <w:rFonts w:ascii="Arial" w:cs="Arial" w:eastAsia="Arial" w:hAnsi="Arial"/>
@@ -29350,7 +29350,7 @@
               </w:rPr>
               <w:t xml:space="preserve">Why does a sharp knife cut better than a blunt knife when using the same force? (Consolidating </w:t>
             </w:r>
-            <w:del w:id="9137" w:author="Claude (AI) - proposed" w:date="2026-10-15T08:04:06Z">
+            <w:del w:id="9137" w:author="Claude (AI) - proposed" w:date="2026-10-18T00:31:52Z">
               <w:r>
                 <w:rPr>
                   <w:rFonts w:ascii="Arial" w:cs="Arial" w:eastAsia="Arial" w:hAnsi="Arial"/>
@@ -29365,7 +29365,7 @@
                 <w:delText xml:space="preserve">all seven</w:delText>
               </w:r>
             </w:del>
-            <w:ins w:id="9138" w:author="Claude (AI) - proposed" w:date="2026-10-15T08:04:06Z">
+            <w:ins w:id="9138" w:author="Claude (AI) - proposed" w:date="2026-10-18T00:31:52Z">
               <w:r>
                 <w:rPr>
                   <w:rFonts w:ascii="Arial" w:cs="Arial" w:eastAsia="Arial" w:hAnsi="Arial"/>
@@ -29393,7 +29393,7 @@
               </w:rPr>
               <w:t xml:space="preserve"> KICD key inquiry</w:t>
             </w:r>
-            <w:ins w:id="9139" w:author="Claude (AI) - proposed" w:date="2026-10-15T08:04:06Z">
+            <w:ins w:id="9139" w:author="Claude (AI) - proposed" w:date="2026-10-18T00:31:52Z">
               <w:r>
                 <w:rPr>
                   <w:rFonts w:ascii="Arial" w:cs="Arial" w:eastAsia="Arial" w:hAnsi="Arial"/>
@@ -29940,7 +29940,7 @@
             <w:pPr>
               <w:spacing w:after="20" w:before="0"/>
             </w:pPr>
-            <w:hyperlink w:history="1" r:id="rId8bye293kw5drcs9_yzzs2">
+            <w:hyperlink w:history="1" r:id="rIdqtiypkm1wjfcc_fxnm7qp">
               <w:r>
                 <w:rPr>
                   <w:rFonts w:ascii="Arial" w:cs="Arial" w:eastAsia="Arial" w:hAnsi="Arial"/>
@@ -29973,7 +29973,7 @@
               <w:spacing w:after="10" w:before="0"/>
               <w:ind w:left="120"/>
             </w:pPr>
-            <w:hyperlink w:history="1" r:id="rIdj1myui2ye4jwbdwuz52_u">
+            <w:hyperlink w:history="1" r:id="rIdrrjiv7c77q43ltatzsbln">
               <w:r>
                 <w:rPr>
                   <w:rFonts w:ascii="Arial" w:cs="Arial" w:eastAsia="Arial" w:hAnsi="Arial"/>
@@ -30018,7 +30018,7 @@
             <w:pPr>
               <w:spacing w:after="20" w:before="0"/>
             </w:pPr>
-            <w:hyperlink w:history="1" r:id="rIdpxk2auhuc5nedx3r-jnro">
+            <w:hyperlink w:history="1" r:id="rIdiwlrep1l9t2ktiwowreqw">
               <w:r>
                 <w:rPr>
                   <w:rFonts w:ascii="Arial" w:cs="Arial" w:eastAsia="Arial" w:hAnsi="Arial"/>
@@ -30051,7 +30051,7 @@
               <w:spacing w:after="10" w:before="0"/>
               <w:ind w:left="120"/>
             </w:pPr>
-            <w:hyperlink w:history="1" r:id="rIdfv_karom6eacismpfexb_">
+            <w:hyperlink w:history="1" r:id="rId6nu9rvlh3i05ci3pnlzjo">
               <w:r>
                 <w:rPr>
                   <w:rFonts w:ascii="Arial" w:cs="Arial" w:eastAsia="Arial" w:hAnsi="Arial"/>
@@ -30096,7 +30096,7 @@
               </w:rPr>
               <w:t xml:space="preserve">(10 min) Learners look at the Lesson 1 initial model and the DQB on the wall. Individually, for 2 minutes, they write on a 'Predict Card': (a) one sentence completing 'The sharp knife cuts better because...' and (b) a prediction answering 'Which ONE idea from our pressure lessons will also help explain a dam wall, a siphon and Mzee Otieno's jack that lifts a </w:t>
             </w:r>
-            <w:del w:id="9140" w:author="Claude (AI) - proposed" w:date="2026-10-15T08:04:06Z">
+            <w:del w:id="9140" w:author="Claude (AI) - proposed" w:date="2026-10-18T00:31:52Z">
               <w:r>
                 <w:rPr>
                   <w:rFonts w:ascii="Arial" w:cs="Arial" w:eastAsia="Arial" w:hAnsi="Arial"/>
@@ -30111,7 +30111,7 @@
                 <w:delText xml:space="preserve">matatu</w:delText>
               </w:r>
             </w:del>
-            <w:ins w:id="9141" w:author="Claude (AI) - proposed" w:date="2026-10-15T08:04:06Z">
+            <w:ins w:id="9141" w:author="Claude (AI) - proposed" w:date="2026-10-18T00:31:52Z">
               <w:r>
                 <w:rPr>
                   <w:rFonts w:ascii="Arial" w:cs="Arial" w:eastAsia="Arial" w:hAnsi="Arial"/>
@@ -30294,7 +30294,7 @@
             <w:pPr>
               <w:spacing w:after="20" w:before="0"/>
             </w:pPr>
-            <w:hyperlink w:history="1" r:id="rId0qcid0uaknzisidnd2kum">
+            <w:hyperlink w:history="1" r:id="rIdb1p0az_6gjzkp0xryxyev">
               <w:r>
                 <w:rPr>
                   <w:rFonts w:ascii="Arial" w:cs="Arial" w:eastAsia="Arial" w:hAnsi="Arial"/>
@@ -30327,7 +30327,7 @@
               <w:spacing w:after="10" w:before="0"/>
               <w:ind w:left="120"/>
             </w:pPr>
-            <w:hyperlink w:history="1" r:id="rIdbrszycrq7krdq9bn312m0">
+            <w:hyperlink w:history="1" r:id="rIdnxi11yr51tngmo1puaudu">
               <w:r>
                 <w:rPr>
                   <w:rFonts w:ascii="Arial" w:cs="Arial" w:eastAsia="Arial" w:hAnsi="Arial"/>
@@ -30372,7 +30372,7 @@
             <w:pPr>
               <w:spacing w:after="20" w:before="0"/>
             </w:pPr>
-            <w:hyperlink w:history="1" r:id="rId1g9-chwrq000xl2d2oppr">
+            <w:hyperlink w:history="1" r:id="rIdvic--sk-ufrd4cdv18oaw">
               <w:r>
                 <w:rPr>
                   <w:rFonts w:ascii="Arial" w:cs="Arial" w:eastAsia="Arial" w:hAnsi="Arial"/>
@@ -30405,7 +30405,7 @@
               <w:spacing w:after="10" w:before="0"/>
               <w:ind w:left="120"/>
             </w:pPr>
-            <w:hyperlink w:history="1" r:id="rIdkroab7ggj2xjyhufqkpdm">
+            <w:hyperlink w:history="1" r:id="rIdkezrhmj9wld-bzebsbmlk">
               <w:r>
                 <w:rPr>
                   <w:rFonts w:ascii="Arial" w:cs="Arial" w:eastAsia="Arial" w:hAnsi="Arial"/>
@@ -30605,7 +30605,7 @@
             <w:pPr>
               <w:spacing w:after="20" w:before="0"/>
             </w:pPr>
-            <w:hyperlink w:history="1" r:id="rIduql0s2jkkhmphjcro1xii">
+            <w:hyperlink w:history="1" r:id="rId3juffy4y03cmokscw2lrd">
               <w:r>
                 <w:rPr>
                   <w:rFonts w:ascii="Arial" w:cs="Arial" w:eastAsia="Arial" w:hAnsi="Arial"/>
@@ -30638,7 +30638,7 @@
               <w:spacing w:after="10" w:before="0"/>
               <w:ind w:left="120"/>
             </w:pPr>
-            <w:hyperlink w:history="1" r:id="rIdqnxnonu_zfsnwggsoxehy">
+            <w:hyperlink w:history="1" r:id="rIdg1pxfmn_bealdxignwfpt">
               <w:r>
                 <w:rPr>
                   <w:rFonts w:ascii="Arial" w:cs="Arial" w:eastAsia="Arial" w:hAnsi="Arial"/>
@@ -30683,7 +30683,7 @@
             <w:pPr>
               <w:spacing w:after="20" w:before="0"/>
             </w:pPr>
-            <w:hyperlink w:history="1" r:id="rIdcgegqgp4hjatvihjkjf2d">
+            <w:hyperlink w:history="1" r:id="rIdscfzepm-naoamyjkfai5d">
               <w:r>
                 <w:rPr>
                   <w:rFonts w:ascii="Arial" w:cs="Arial" w:eastAsia="Arial" w:hAnsi="Arial"/>
@@ -30716,7 +30716,7 @@
               <w:spacing w:after="10" w:before="0"/>
               <w:ind w:left="120"/>
             </w:pPr>
-            <w:hyperlink w:history="1" r:id="rIdfrpcl42_rz5vnxmqojd4z">
+            <w:hyperlink w:history="1" r:id="rIdlkhjdkw2tgrx3tuhtfq4r">
               <w:r>
                 <w:rPr>
                   <w:rFonts w:ascii="Arial" w:cs="Arial" w:eastAsia="Arial" w:hAnsi="Arial"/>
@@ -30794,7 +30794,7 @@
               </w:rPr>
               <w:t xml:space="preserve">Say: 'You now have three applications and one big idea. Explain each one in a chain using the word because.' Model one chain on the board for the dam. For the Final Explanation, display the CER frame and say: 'Your explanation must include the words same force, different area, and all </w:t>
             </w:r>
-            <w:del w:id="9142" w:author="Claude (AI) - proposed" w:date="2026-10-15T08:04:06Z">
+            <w:del w:id="9142" w:author="Claude (AI) - proposed" w:date="2026-10-18T00:31:52Z">
               <w:r>
                 <w:rPr>
                   <w:rFonts w:ascii="Arial" w:cs="Arial" w:eastAsia="Arial" w:hAnsi="Arial"/>
@@ -30809,7 +30809,7 @@
                 <w:delText xml:space="preserve">four</w:delText>
               </w:r>
             </w:del>
-            <w:ins w:id="9143" w:author="Claude (AI) - proposed" w:date="2026-10-15T08:04:06Z">
+            <w:ins w:id="9143" w:author="Claude (AI) - proposed" w:date="2026-10-18T00:31:52Z">
               <w:r>
                 <w:rPr>
                   <w:rFonts w:ascii="Arial" w:cs="Arial" w:eastAsia="Arial" w:hAnsi="Arial"/>
@@ -30837,7 +30837,7 @@
               </w:rPr>
               <w:t xml:space="preserve"> numbers: 40 N, 5 x 10^-6 m2, 5 x 10^-5 m2, 8 MPa</w:t>
             </w:r>
-            <w:del w:id="9144" w:author="Claude (AI) - proposed" w:date="2026-10-15T08:04:06Z">
+            <w:del w:id="9144" w:author="Claude (AI) - proposed" w:date="2026-10-18T00:31:52Z">
               <w:r>
                 <w:rPr>
                   <w:rFonts w:ascii="Arial" w:cs="Arial" w:eastAsia="Arial" w:hAnsi="Arial"/>
@@ -30852,7 +30852,7 @@
                 <w:delText xml:space="preserve"> and</w:delText>
               </w:r>
             </w:del>
-            <w:ins w:id="9145" w:author="Claude (AI) - proposed" w:date="2026-10-15T08:04:06Z">
+            <w:ins w:id="9145" w:author="Claude (AI) - proposed" w:date="2026-10-18T00:31:52Z">
               <w:r>
                 <w:rPr>
                   <w:rFonts w:ascii="Arial" w:cs="Arial" w:eastAsia="Arial" w:hAnsi="Arial"/>
@@ -30880,7 +30880,7 @@
               </w:rPr>
               <w:t xml:space="preserve"> 0.8 MPa</w:t>
             </w:r>
-            <w:del w:id="9146" w:author="Claude (AI) - proposed" w:date="2026-10-15T08:04:06Z">
+            <w:del w:id="9146" w:author="Claude (AI) - proposed" w:date="2026-10-18T00:31:52Z">
               <w:r>
                 <w:rPr>
                   <w:rFonts w:ascii="Arial" w:cs="Arial" w:eastAsia="Arial" w:hAnsi="Arial"/>
@@ -31030,7 +31030,7 @@
             <w:pPr>
               <w:spacing w:after="20" w:before="0"/>
             </w:pPr>
-            <w:hyperlink w:history="1" r:id="rIdoenvqbukq6u635-7twfgn">
+            <w:hyperlink w:history="1" r:id="rId0gbh67k6yycvxv0zqucyw">
               <w:r>
                 <w:rPr>
                   <w:rFonts w:ascii="Arial" w:cs="Arial" w:eastAsia="Arial" w:hAnsi="Arial"/>
@@ -31063,7 +31063,7 @@
               <w:spacing w:after="10" w:before="0"/>
               <w:ind w:left="120"/>
             </w:pPr>
-            <w:hyperlink w:history="1" r:id="rIdxuhrnai_gonnsmexuyh6j">
+            <w:hyperlink w:history="1" r:id="rIdn6dsnmacttqbm2xkwwway">
               <w:r>
                 <w:rPr>
                   <w:rFonts w:ascii="Arial" w:cs="Arial" w:eastAsia="Arial" w:hAnsi="Arial"/>
@@ -31108,7 +31108,7 @@
             <w:pPr>
               <w:spacing w:after="20" w:before="0"/>
             </w:pPr>
-            <w:hyperlink w:history="1" r:id="rIdaf68oegykxnzoziacleim">
+            <w:hyperlink w:history="1" r:id="rIdwyqpjquprmwespoiive-m">
               <w:r>
                 <w:rPr>
                   <w:rFonts w:ascii="Arial" w:cs="Arial" w:eastAsia="Arial" w:hAnsi="Arial"/>
@@ -31141,7 +31141,7 @@
               <w:spacing w:after="10" w:before="0"/>
               <w:ind w:left="120"/>
             </w:pPr>
-            <w:hyperlink w:history="1" r:id="rIdnvk5ove7ssy4errvleeiv">
+            <w:hyperlink w:history="1" r:id="rIdnwve63_on2lapragyz_si">
               <w:r>
                 <w:rPr>
                   <w:rFonts w:ascii="Arial" w:cs="Arial" w:eastAsia="Arial" w:hAnsi="Arial"/>
@@ -31186,7 +31186,7 @@
               </w:rPr>
               <w:t xml:space="preserve">(10 min) Learners return to the class DQB. In groups, they take the sticky notes of questions asked during Lessons 1-8 and sort them into 'Answered', 'Partly answered' and 'Still wondering'. For each answered question, a learner writes the answer on the note with the evidence and the lesson number (for example, 'Why does the sharp knife cut? Same force 40 N, smaller area, 8 MPa above 2 MPa, L3'). They match the seven </w:t>
             </w:r>
-            <w:del w:id="9147" w:author="Claude (AI) - proposed" w:date="2026-10-15T08:04:06Z">
+            <w:del w:id="9147" w:author="Claude (AI) - proposed" w:date="2026-10-18T00:31:52Z">
               <w:r>
                 <w:rPr>
                   <w:rFonts w:ascii="Arial" w:cs="Arial" w:eastAsia="Arial" w:hAnsi="Arial"/>
@@ -31201,7 +31201,7 @@
                 <w:delText xml:space="preserve">KICD key inquiry</w:delText>
               </w:r>
             </w:del>
-            <w:ins w:id="9148" w:author="Claude (AI) - proposed" w:date="2026-10-15T08:04:06Z">
+            <w:ins w:id="9148" w:author="Claude (AI) - proposed" w:date="2026-10-18T00:31:52Z">
               <w:r>
                 <w:rPr>
                   <w:rFonts w:ascii="Arial" w:cs="Arial" w:eastAsia="Arial" w:hAnsi="Arial"/>
@@ -31229,7 +31229,7 @@
               </w:rPr>
               <w:t xml:space="preserve"> questions to the evidence: pressure (L2), area (L3), liquids and depth (L4-6), atmospheric pressure (L7), transmission of pressure (L8), everyday use (L9: siphon, dam, jack). Finally each learner adds one NEW question for further inquiry (for example, 'Why do our ears pop when travelling from Mombasa to Nairobi?' or 'How do car brakes use Pascal's principle?').</w:t>
             </w:r>
-            <w:ins w:id="9149" w:author="Claude (AI) - proposed" w:date="2026-10-15T08:04:06Z">
+            <w:ins w:id="9149" w:author="Claude (AI) - proposed" w:date="2026-10-18T00:31:52Z">
               <w:r>
                 <w:rPr>
                   <w:rFonts w:ascii="Arial" w:cs="Arial" w:eastAsia="Arial" w:hAnsi="Arial"/>
@@ -31399,7 +31399,7 @@
             <w:pPr>
               <w:spacing w:after="20" w:before="0"/>
             </w:pPr>
-            <w:hyperlink w:history="1" r:id="rIdnvfl83qbyxrrf4pbygeqn">
+            <w:hyperlink w:history="1" r:id="rIdiuivpezojbngecqbnwfvc">
               <w:r>
                 <w:rPr>
                   <w:rFonts w:ascii="Arial" w:cs="Arial" w:eastAsia="Arial" w:hAnsi="Arial"/>
@@ -31432,7 +31432,7 @@
               <w:spacing w:after="10" w:before="0"/>
               <w:ind w:left="120"/>
             </w:pPr>
-            <w:hyperlink w:history="1" r:id="rIdxryi543fq2mj1eyjnog_c">
+            <w:hyperlink w:history="1" r:id="rIdxfhm7mmxckwu5bxvsxtv5">
               <w:r>
                 <w:rPr>
                   <w:rFonts w:ascii="Arial" w:cs="Arial" w:eastAsia="Arial" w:hAnsi="Arial"/>
@@ -31477,7 +31477,7 @@
             <w:pPr>
               <w:spacing w:after="20" w:before="0"/>
             </w:pPr>
-            <w:hyperlink w:history="1" r:id="rId3r9kueritm3u8189kgiff">
+            <w:hyperlink w:history="1" r:id="rIdvzx7xs2v4b2pvas1omemt">
               <w:r>
                 <w:rPr>
                   <w:rFonts w:ascii="Arial" w:cs="Arial" w:eastAsia="Arial" w:hAnsi="Arial"/>
@@ -31510,7 +31510,7 @@
               <w:spacing w:after="10" w:before="0"/>
               <w:ind w:left="120"/>
             </w:pPr>
-            <w:hyperlink w:history="1" r:id="rIdgbpydvfyzahytl4fyvx_l">
+            <w:hyperlink w:history="1" r:id="rIdvrzzfrzzhimffardgevsv">
               <w:r>
                 <w:rPr>
                   <w:rFonts w:ascii="Arial" w:cs="Arial" w:eastAsia="Arial" w:hAnsi="Arial"/>
@@ -31947,7 +31947,7 @@
               </w:rPr>
               <w:t xml:space="preserve">We learned that pressure is force per unit area, P = F/A, measured in pascals (Pa). For the same force, a smaller area gives a greater pressure. Liquid pressure increases with depth (300 kPa at 30 m in a dam compared with 100 kPa at 10 m); atmospheric pressure (about 101 kPa at sea level) helps a siphon work; and pressure in an enclosed fluid is transmitted equally, so F1/A1 = F2/A2 lets a jack lift a </w:t>
             </w:r>
-            <w:del w:id="9150" w:author="Claude (AI) - proposed" w:date="2026-10-15T08:04:06Z">
+            <w:del w:id="9150" w:author="Claude (AI) - proposed" w:date="2026-10-18T00:31:52Z">
               <w:r>
                 <w:rPr>
                   <w:rFonts w:ascii="Arial" w:cs="Arial" w:eastAsia="Arial" w:hAnsi="Arial"/>
@@ -31962,7 +31962,7 @@
                 <w:delText xml:space="preserve">matatu</w:delText>
               </w:r>
             </w:del>
-            <w:ins w:id="9151" w:author="Claude (AI) - proposed" w:date="2026-10-15T08:04:06Z">
+            <w:ins w:id="9151" w:author="Claude (AI) - proposed" w:date="2026-10-18T00:31:52Z">
               <w:r>
                 <w:rPr>
                   <w:rFonts w:ascii="Arial" w:cs="Arial" w:eastAsia="Arial" w:hAnsi="Arial"/>
@@ -32078,7 +32078,7 @@
         </w:rPr>
         <w:t xml:space="preserve">© 2026 SeaVuria and ARES. Aligned with KICD objectives. Developed by SeaVuria; technical implementation by ARES (with AI assistance from Claude). Licensed under </w:t>
       </w:r>
-      <w:hyperlink w:history="1" r:id="rIdfmllw3dkvalyt7pmfol3a">
+      <w:hyperlink w:history="1" r:id="rIdzgbja_xzshyaycoi6q6fn">
         <w:r>
           <w:rPr>
             <w:rFonts w:ascii="Arial" w:cs="Arial" w:eastAsia="Arial" w:hAnsi="Arial"/>
@@ -32099,7 +32099,7 @@
         </w:rPr>
         <w:t xml:space="preserve"> (</w:t>
       </w:r>
-      <w:hyperlink w:history="1" r:id="rIdgzabwfeotlkfrjt0clqjn">
+      <w:hyperlink w:history="1" r:id="rIdvtjgspoe7hwno-rvm3c_u">
         <w:r>
           <w:rPr>
             <w:rFonts w:ascii="Arial" w:cs="Arial" w:eastAsia="Arial" w:hAnsi="Arial"/>
